--- a/docassemble/AKA2JBranding/data/templates/register_order_content.docx
+++ b/docassemble/AKA2JBranding/data/templates/register_order_content.docx
@@ -4,293 +4,203 @@
   <w:body>
     <w:p>
       <w:pPr>
-        <w:pStyle w:val="Heading3"/>
-        <w:spacing w:before="240"/>
-      </w:pPr>
-      <w:r>
-        <w:t>Submit the following packet to the Alaska court</w:t>
+        <w:pStyle w:val="Body"/>
+        <w:spacing w:before="54" w:beforeAutospacing="1" w:afterAutospacing="1"/>
+      </w:pPr>
+      <w:r>
+        <w:rPr>
+          <w:color w:val="FF0000"/>
+        </w:rPr>
+        <w:t>{</w:t>
+      </w:r>
+      <w:r>
+        <w:rPr>
+          <w:color w:val="FF0000"/>
+        </w:rPr>
+        <w:t>%</w:t>
+      </w:r>
+      <w:r>
+        <w:rPr>
+          <w:color w:val="FF0000"/>
+        </w:rPr>
+        <w:t>p if user_need ==  '</w:t>
+      </w:r>
+      <w:r>
+        <w:rPr>
+          <w:color w:val="FF0000"/>
+        </w:rPr>
+        <w:t>enforce foreign order</w:t>
+      </w:r>
+      <w:r>
+        <w:rPr>
+          <w:color w:val="FF0000"/>
+        </w:rPr>
+        <w:t>' %}</w:t>
       </w:r>
     </w:p>
     <w:p>
       <w:pPr>
         <w:pStyle w:val="Body"/>
-        <w:numPr>
-          <w:ilvl w:val="0"/>
-          <w:numId w:val="12"/>
-        </w:numPr>
         <w:spacing w:before="54" w:beforeAutospacing="1" w:afterAutospacing="1"/>
-        <w:ind w:left="510"/>
-      </w:pPr>
-      <w:r>
-        <w:t>1</w:t>
-      </w:r>
-      <w:r>
-        <w:t xml:space="preserve"> </w:t>
-      </w:r>
-      <w:r>
-        <w:rPr>
-          <w:b/>
-        </w:rPr>
-        <w:t>certified</w:t>
-      </w:r>
-      <w:r>
-        <w:t xml:space="preserve"> copy of the original order.</w:t>
+      </w:pPr>
+      <w:r>
+        <w:t>A child support order from another state is called a “foreign order.”</w:t>
       </w:r>
     </w:p>
     <w:p>
       <w:pPr>
         <w:pStyle w:val="Body"/>
-        <w:numPr>
-          <w:ilvl w:val="0"/>
-          <w:numId w:val="12"/>
-        </w:numPr>
         <w:spacing w:before="54" w:beforeAutospacing="1" w:afterAutospacing="1"/>
-        <w:ind w:left="510"/>
-      </w:pPr>
-      <w:r>
-        <w:t xml:space="preserve">1 </w:t>
-      </w:r>
-      <w:r>
-        <w:rPr>
-          <w:b/>
-        </w:rPr>
-        <w:t>photocopy</w:t>
-      </w:r>
-      <w:r>
-        <w:t xml:space="preserve"> of the certified original order.</w:t>
+      </w:pPr>
+      <w:r>
+        <w:t>If you want the Alaska courts or Alaska police to enforce your foreign child support order, register your foreign order in an Alaska court.</w:t>
       </w:r>
     </w:p>
     <w:p>
       <w:pPr>
         <w:pStyle w:val="Body"/>
-        <w:numPr>
-          <w:ilvl w:val="0"/>
-          <w:numId w:val="12"/>
-        </w:numPr>
         <w:spacing w:before="54" w:beforeAutospacing="1" w:afterAutospacing="1"/>
-        <w:ind w:left="510"/>
+      </w:pPr>
+      <w:r>
+        <w:rPr>
+          <w:color w:val="FF0000"/>
+        </w:rPr>
+        <w:t>{</w:t>
+      </w:r>
+      <w:r>
+        <w:rPr>
+          <w:color w:val="FF0000"/>
+        </w:rPr>
+        <w:t>%</w:t>
+      </w:r>
+      <w:r>
+        <w:rPr>
+          <w:color w:val="FF0000"/>
+        </w:rPr>
+        <w:t>p endif %}</w:t>
+      </w:r>
+    </w:p>
+    <w:p>
+      <w:pPr>
+        <w:pStyle w:val="Body"/>
+        <w:spacing w:before="54" w:beforeAutospacing="1" w:afterAutospacing="1"/>
+        <w:rPr>
+          <w:rStyle w:val="Hyperlink"/>
+          <w:color w:val="auto"/>
+          <w:spacing w:val="0"/>
+        </w:rPr>
+      </w:pPr>
+      <w:r>
+        <w:rPr>
+          <w:color w:val="FF0000"/>
+        </w:rPr>
+        <w:t>{</w:t>
+      </w:r>
+      <w:r>
+        <w:rPr>
+          <w:color w:val="FF0000"/>
+        </w:rPr>
+        <w:t>%</w:t>
+      </w:r>
+      <w:r>
+        <w:rPr>
+          <w:color w:val="FF0000"/>
+        </w:rPr>
+        <w:t xml:space="preserve">p if user_need </w:t>
+      </w:r>
+      <w:r>
+        <w:rPr>
+          <w:color w:val="FF0000"/>
+        </w:rPr>
+        <w:t>in (</w:t>
+      </w:r>
+      <w:r>
+        <w:rPr>
+          <w:color w:val="FF0000"/>
+        </w:rPr>
+        <w:t>'</w:t>
+      </w:r>
+      <w:r>
+        <w:rPr>
+          <w:color w:val="FF0000"/>
+        </w:rPr>
+        <w:t>change foreign order</w:t>
+      </w:r>
+      <w:r>
+        <w:rPr>
+          <w:color w:val="FF0000"/>
+        </w:rPr>
+        <w:t>'</w:t>
+      </w:r>
+      <w:r>
+        <w:rPr>
+          <w:color w:val="FF0000"/>
+        </w:rPr>
+        <w:t>, '</w:t>
+      </w:r>
+      <w:r>
+        <w:rPr>
+          <w:color w:val="FF0000"/>
+        </w:rPr>
+        <w:t>enforce foreign order</w:t>
+      </w:r>
+      <w:r>
+        <w:rPr>
+          <w:color w:val="FF0000"/>
+        </w:rPr>
+        <w:t>')</w:t>
+      </w:r>
+      <w:r>
+        <w:rPr>
+          <w:color w:val="FF0000"/>
+        </w:rPr>
+        <w:t xml:space="preserve"> %}</w:t>
+      </w:r>
+    </w:p>
+    <w:p>
+      <w:pPr>
+        <w:pStyle w:val="Heading3"/>
+      </w:pPr>
+      <w:r>
+        <w:t>Read</w:t>
+      </w:r>
+    </w:p>
+    <w:p>
+      <w:pPr>
+        <w:pStyle w:val="Body"/>
       </w:pPr>
       <w:r>
         <w:rPr>
           <w:b/>
           <w:bCs/>
         </w:rPr>
-        <w:t>Case</w:t>
+        <w:t>Instructions: Registration of Support Order from Another State or Tribe</w:t>
       </w:r>
       <w:r>
         <w:rPr>
           <w:b/>
           <w:bCs/>
         </w:rPr>
-        <w:t xml:space="preserve"> </w:t>
+        <w:t xml:space="preserve">, </w:t>
       </w:r>
       <w:r>
         <w:rPr>
           <w:b/>
           <w:bCs/>
-        </w:rPr>
-        <w:t>description</w:t>
-      </w:r>
-      <w:r>
-        <w:rPr>
-          <w:b/>
-          <w:bCs/>
+          <w:spacing w:val="-2"/>
+        </w:rPr>
+        <w:t>DR-341</w:t>
+      </w:r>
+      <w:r>
+        <w:rPr>
+          <w:color w:val="FF0000"/>
         </w:rPr>
         <w:t xml:space="preserve"> </w:t>
       </w:r>
       <w:r>
-        <w:rPr>
-          <w:b/>
-          <w:bCs/>
-        </w:rPr>
-        <w:t>for</w:t>
-      </w:r>
-      <w:r>
-        <w:rPr>
-          <w:b/>
-          <w:bCs/>
-        </w:rPr>
-        <w:t>m, CIV-125S</w:t>
-      </w:r>
-      <w:r>
-        <w:t xml:space="preserve"> </w:t>
-      </w:r>
-      <w:r>
         <w:t>[</w:t>
       </w:r>
       <w:hyperlink r:id="rId8" w:history="1">
-        <w:r>
-          <w:rPr>
-            <w:rStyle w:val="Hyperlink"/>
-          </w:rPr>
-          <w:t>Fill in PDF</w:t>
-        </w:r>
-      </w:hyperlink>
-      <w:r>
-        <w:rPr>
-          <w:rStyle w:val="Hyperlink"/>
-          <w:color w:val="auto"/>
-        </w:rPr>
-        <w:t>]</w:t>
-      </w:r>
-      <w:r>
-        <w:br/>
-      </w:r>
-      <w:hyperlink r:id="rId9" w:history="1">
-        <w:r>
-          <w:rPr>
-            <w:rStyle w:val="Hyperlink"/>
-            <w:spacing w:val="0"/>
-          </w:rPr>
-          <w:t>ak-courts.info/civ125s</w:t>
-        </w:r>
-      </w:hyperlink>
-    </w:p>
-    <w:p>
-      <w:pPr>
-        <w:pStyle w:val="Example"/>
-        <w:rPr>
-          <w:color w:val="auto"/>
-        </w:rPr>
-      </w:pPr>
-      <w:r>
-        <w:t>Important - signing your documents</w:t>
-      </w:r>
-    </w:p>
-    <w:p>
-      <w:pPr>
-        <w:rPr>
-          <w:rFonts w:ascii="Helvetica" w:eastAsiaTheme="minorHAnsi" w:hAnsi="Helvetica" w:cs="Helvetica"/>
-          <w:sz w:val="24"/>
-          <w:szCs w:val="24"/>
-        </w:rPr>
-      </w:pPr>
-      <w:r>
-        <w:rPr>
-          <w:rFonts w:ascii="Helvetica" w:eastAsiaTheme="minorHAnsi" w:hAnsi="Helvetica" w:cs="Helvetica"/>
-          <w:color w:val="FF0000"/>
-          <w:sz w:val="24"/>
-          <w:szCs w:val="24"/>
-        </w:rPr>
-        <w:t>{%p</w:t>
-      </w:r>
-      <w:r>
-        <w:rPr>
-          <w:rFonts w:ascii="Helvetica" w:eastAsiaTheme="minorHAnsi" w:hAnsi="Helvetica" w:cs="Helvetica"/>
-          <w:color w:val="FF0000"/>
-          <w:sz w:val="24"/>
-          <w:szCs w:val="24"/>
-        </w:rPr>
-        <w:t xml:space="preserve"> if filling_manner in('electronically', 'dunno') and filing_method in('efiling', 'dunno')</w:t>
-      </w:r>
-      <w:r>
-        <w:rPr>
-          <w:rFonts w:ascii="Helvetica" w:eastAsiaTheme="minorHAnsi" w:hAnsi="Helvetica" w:cs="Helvetica"/>
-          <w:color w:val="FF0000"/>
-          <w:sz w:val="24"/>
-          <w:szCs w:val="24"/>
-        </w:rPr>
-        <w:t xml:space="preserve"> %}</w:t>
-      </w:r>
-    </w:p>
-    <w:p>
-      <w:pPr>
-        <w:pStyle w:val="Exampleparagraph"/>
-      </w:pPr>
-      <w:r>
-        <w:t>If you fill out your forms on a computer and file them with TrueFiling, you can sign your forms electronically. Type “/s/ your name” on the signature line. For example, Zoe Lee’s signature would be "/s/ Zoe Lee."</w:t>
-      </w:r>
-    </w:p>
-    <w:p>
-      <w:pPr>
-        <w:rPr>
-          <w:rFonts w:ascii="Helvetica" w:eastAsiaTheme="minorHAnsi" w:hAnsi="Helvetica" w:cs="Helvetica"/>
-          <w:sz w:val="24"/>
-          <w:szCs w:val="24"/>
-        </w:rPr>
-      </w:pPr>
-      <w:r>
-        <w:rPr>
-          <w:rFonts w:ascii="Helvetica" w:eastAsiaTheme="minorHAnsi" w:hAnsi="Helvetica" w:cs="Helvetica"/>
-          <w:color w:val="FFC000"/>
-          <w:sz w:val="24"/>
-          <w:szCs w:val="24"/>
-        </w:rPr>
-        <w:t>{%p</w:t>
-      </w:r>
-      <w:r>
-        <w:rPr>
-          <w:rFonts w:ascii="Helvetica" w:eastAsiaTheme="minorHAnsi" w:hAnsi="Helvetica" w:cs="Helvetica"/>
-          <w:color w:val="FFC000"/>
-          <w:sz w:val="24"/>
-          <w:szCs w:val="24"/>
-        </w:rPr>
-        <w:t xml:space="preserve"> if</w:t>
-      </w:r>
-      <w:r>
-        <w:rPr>
-          <w:rFonts w:ascii="Helvetica" w:eastAsiaTheme="minorHAnsi" w:hAnsi="Helvetica" w:cs="Helvetica"/>
-          <w:color w:val="FFC000"/>
-          <w:sz w:val="24"/>
-          <w:szCs w:val="24"/>
-        </w:rPr>
-        <w:t xml:space="preserve"> </w:t>
-      </w:r>
-      <w:r>
-        <w:rPr>
-          <w:rFonts w:ascii="Helvetica" w:eastAsiaTheme="minorHAnsi" w:hAnsi="Helvetica" w:cs="Helvetica"/>
-          <w:color w:val="FFC000"/>
-          <w:sz w:val="24"/>
-          <w:szCs w:val="24"/>
-        </w:rPr>
-        <w:t>filling_manner == 'electronically'</w:t>
-      </w:r>
-      <w:r>
-        <w:rPr>
-          <w:rFonts w:ascii="Helvetica" w:eastAsiaTheme="minorHAnsi" w:hAnsi="Helvetica" w:cs="Helvetica"/>
-          <w:color w:val="FFC000"/>
-          <w:sz w:val="24"/>
-          <w:szCs w:val="24"/>
-        </w:rPr>
-        <w:t xml:space="preserve"> and</w:t>
-      </w:r>
-      <w:r>
-        <w:rPr>
-          <w:rFonts w:ascii="Helvetica" w:eastAsiaTheme="minorHAnsi" w:hAnsi="Helvetica" w:cs="Helvetica"/>
-          <w:color w:val="FFC000"/>
-          <w:sz w:val="24"/>
-          <w:szCs w:val="24"/>
-        </w:rPr>
-        <w:t xml:space="preserve"> filing_method == 'efiling'</w:t>
-      </w:r>
-      <w:r>
-        <w:rPr>
-          <w:rFonts w:ascii="Helvetica" w:eastAsiaTheme="minorHAnsi" w:hAnsi="Helvetica" w:cs="Helvetica"/>
-          <w:color w:val="FFC000"/>
-          <w:sz w:val="24"/>
-          <w:szCs w:val="24"/>
-        </w:rPr>
-        <w:t xml:space="preserve"> %}</w:t>
-      </w:r>
-    </w:p>
-    <w:p>
-      <w:pPr>
-        <w:pStyle w:val="ExampleorImportantblock"/>
-      </w:pPr>
-      <w:r>
-        <w:t xml:space="preserve">If the form needs to be notarized, fill out and file </w:t>
-      </w:r>
-      <w:r>
-        <w:rPr>
-          <w:b/>
-          <w:bCs/>
-        </w:rPr>
-        <w:t>Self-Certification (No Notary Available), TF-835</w:t>
-      </w:r>
-      <w:r>
-        <w:t xml:space="preserve"> [</w:t>
-      </w:r>
-      <w:hyperlink r:id="rId10" w:history="1">
         <w:r>
           <w:rPr>
             <w:rStyle w:val="Hyperlink"/>
@@ -305,125 +215,474 @@
       <w:r>
         <w:br/>
       </w:r>
+      <w:bookmarkStart w:id="0" w:name="_Hlk236724404"/>
+      <w:r>
+        <w:fldChar w:fldCharType="begin"/>
+      </w:r>
+      <w:r>
+        <w:instrText xml:space="preserve"> HYPERLINK "https://ak-courts.info/dr341" </w:instrText>
+      </w:r>
+      <w:r>
+        <w:fldChar w:fldCharType="separate"/>
+      </w:r>
+      <w:r>
+        <w:rPr>
+          <w:rStyle w:val="Hyperlink"/>
+          <w:spacing w:val="0"/>
+        </w:rPr>
+        <w:t>ak-courts.info/dr341</w:t>
+      </w:r>
+      <w:r>
+        <w:rPr>
+          <w:rStyle w:val="Hyperlink"/>
+          <w:spacing w:val="0"/>
+        </w:rPr>
+        <w:fldChar w:fldCharType="end"/>
+      </w:r>
+      <w:bookmarkEnd w:id="0"/>
+    </w:p>
+    <w:p>
+      <w:pPr>
+        <w:pStyle w:val="Body"/>
+        <w:spacing w:before="54" w:beforeAutospacing="1" w:afterAutospacing="1"/>
+      </w:pPr>
+      <w:r>
+        <w:rPr>
+          <w:color w:val="FF0000"/>
+        </w:rPr>
+        <w:t>{</w:t>
+      </w:r>
+      <w:r>
+        <w:rPr>
+          <w:color w:val="FF0000"/>
+        </w:rPr>
+        <w:t>%</w:t>
+      </w:r>
+      <w:r>
+        <w:rPr>
+          <w:color w:val="FF0000"/>
+        </w:rPr>
+        <w:t>p endif</w:t>
+      </w:r>
+      <w:r>
+        <w:rPr>
+          <w:color w:val="FF0000"/>
+        </w:rPr>
+        <w:t xml:space="preserve"> %}</w:t>
+      </w:r>
+    </w:p>
+    <w:p>
+      <w:pPr>
+        <w:pStyle w:val="Heading3"/>
+      </w:pPr>
+      <w:r>
+        <w:t xml:space="preserve">Fill </w:t>
+      </w:r>
+      <w:r>
+        <w:t>out</w:t>
+      </w:r>
+      <w:r>
+        <w:t xml:space="preserve"> and file with the Alaska </w:t>
+      </w:r>
+      <w:r>
+        <w:t>court</w:t>
+      </w:r>
+    </w:p>
+    <w:p>
+      <w:pPr>
+        <w:pStyle w:val="Body"/>
+        <w:rPr>
+          <w:b/>
+          <w:bCs/>
+        </w:rPr>
+      </w:pPr>
+      <w:r>
+        <w:rPr>
+          <w:color w:val="FF0000"/>
+        </w:rPr>
+        <w:t>{</w:t>
+      </w:r>
+      <w:r>
+        <w:rPr>
+          <w:color w:val="FF0000"/>
+        </w:rPr>
+        <w:t>%</w:t>
+      </w:r>
+      <w:r>
+        <w:rPr>
+          <w:color w:val="FF0000"/>
+        </w:rPr>
+        <w:t xml:space="preserve">p if user_need </w:t>
+      </w:r>
+      <w:r>
+        <w:rPr>
+          <w:color w:val="FF0000"/>
+        </w:rPr>
+        <w:t>in ('</w:t>
+      </w:r>
+      <w:r>
+        <w:rPr>
+          <w:color w:val="FF0000"/>
+        </w:rPr>
+        <w:t>change foreign order</w:t>
+      </w:r>
+      <w:r>
+        <w:rPr>
+          <w:color w:val="FF0000"/>
+        </w:rPr>
+        <w:t>', '</w:t>
+      </w:r>
+      <w:r>
+        <w:rPr>
+          <w:color w:val="FF0000"/>
+        </w:rPr>
+        <w:t>enforce foreign order</w:t>
+      </w:r>
+      <w:r>
+        <w:rPr>
+          <w:color w:val="FF0000"/>
+        </w:rPr>
+        <w:t xml:space="preserve">') </w:t>
+      </w:r>
+      <w:r>
+        <w:rPr>
+          <w:color w:val="FF0000"/>
+        </w:rPr>
+        <w:t>%}</w:t>
+      </w:r>
+    </w:p>
+    <w:p>
+      <w:pPr>
+        <w:pStyle w:val="Body"/>
+        <w:rPr>
+          <w:rStyle w:val="Hyperlink"/>
+          <w:spacing w:val="0"/>
+        </w:rPr>
+      </w:pPr>
+      <w:r>
+        <w:rPr>
+          <w:b/>
+          <w:bCs/>
+        </w:rPr>
+        <w:t>Petition to Register a Support Order from Another State or Tribe</w:t>
+      </w:r>
+      <w:r>
+        <w:rPr>
+          <w:b/>
+          <w:bCs/>
+        </w:rPr>
+        <w:t>,</w:t>
+      </w:r>
+      <w:r>
+        <w:rPr>
+          <w:b/>
+          <w:bCs/>
+        </w:rPr>
+        <w:t xml:space="preserve"> DR-342</w:t>
+      </w:r>
+      <w:r>
+        <w:t xml:space="preserve"> [</w:t>
+      </w:r>
+      <w:hyperlink r:id="rId9" w:history="1">
+        <w:r>
+          <w:rPr>
+            <w:rStyle w:val="Hyperlink"/>
+            <w:spacing w:val="0"/>
+          </w:rPr>
+          <w:t>Fill in PDF</w:t>
+        </w:r>
+      </w:hyperlink>
+      <w:r>
+        <w:t>]</w:t>
+      </w:r>
+      <w:r>
+        <w:br/>
+      </w:r>
+      <w:hyperlink r:id="rId10" w:history="1">
+        <w:r>
+          <w:rPr>
+            <w:rStyle w:val="Hyperlink"/>
+            <w:spacing w:val="0"/>
+          </w:rPr>
+          <w:t>ak-courts.info/dr342</w:t>
+        </w:r>
+      </w:hyperlink>
+    </w:p>
+    <w:p>
+      <w:pPr>
+        <w:pStyle w:val="Body"/>
+        <w:spacing w:before="54" w:beforeAutospacing="1" w:afterAutospacing="1"/>
+      </w:pPr>
+      <w:r>
+        <w:t>There is no filing fee to register a child support order from another state or tribe.</w:t>
+      </w:r>
+    </w:p>
+    <w:p>
+      <w:pPr>
+        <w:pStyle w:val="Body"/>
+      </w:pPr>
+      <w:r>
+        <w:rPr>
+          <w:color w:val="FF0000"/>
+        </w:rPr>
+        <w:t>{</w:t>
+      </w:r>
+      <w:r>
+        <w:rPr>
+          <w:color w:val="FF0000"/>
+        </w:rPr>
+        <w:t>%</w:t>
+      </w:r>
+      <w:r>
+        <w:rPr>
+          <w:color w:val="FF0000"/>
+        </w:rPr>
+        <w:t>p</w:t>
+      </w:r>
+      <w:r>
+        <w:rPr>
+          <w:color w:val="FF0000"/>
+        </w:rPr>
+        <w:t xml:space="preserve"> </w:t>
+      </w:r>
+      <w:r>
+        <w:rPr>
+          <w:color w:val="FF0000"/>
+        </w:rPr>
+        <w:t>el</w:t>
+      </w:r>
+      <w:r>
+        <w:rPr>
+          <w:color w:val="FF0000"/>
+        </w:rPr>
+        <w:t>if user_need == '</w:t>
+      </w:r>
+      <w:r>
+        <w:rPr>
+          <w:color w:val="FF0000"/>
+        </w:rPr>
+        <w:t>change foreign custody order</w:t>
+      </w:r>
+      <w:r>
+        <w:rPr>
+          <w:color w:val="FF0000"/>
+        </w:rPr>
+        <w:t>'</w:t>
+      </w:r>
+      <w:r>
+        <w:rPr>
+          <w:color w:val="FF0000"/>
+        </w:rPr>
+        <w:t xml:space="preserve"> and foreign_court_type == 'other state'</w:t>
+      </w:r>
+      <w:r>
+        <w:rPr>
+          <w:color w:val="FF0000"/>
+        </w:rPr>
+        <w:t xml:space="preserve"> %}</w:t>
+      </w:r>
+    </w:p>
+    <w:p>
+      <w:pPr>
+        <w:pStyle w:val="Body"/>
+      </w:pPr>
+      <w:r>
+        <w:rPr>
+          <w:b/>
+          <w:bCs/>
+        </w:rPr>
+        <w:t>Request to Register Child Custody Order of Another State or Country</w:t>
+      </w:r>
+      <w:r>
+        <w:rPr>
+          <w:b/>
+          <w:bCs/>
+        </w:rPr>
+        <w:t>, DR-4</w:t>
+      </w:r>
+      <w:r>
+        <w:rPr>
+          <w:b/>
+          <w:bCs/>
+        </w:rPr>
+        <w:t>8</w:t>
+      </w:r>
+      <w:r>
+        <w:rPr>
+          <w:b/>
+          <w:bCs/>
+        </w:rPr>
+        <w:t>2</w:t>
+      </w:r>
+      <w:r>
+        <w:t xml:space="preserve"> </w:t>
+      </w:r>
+      <w:r>
+        <w:t>[</w:t>
+      </w:r>
       <w:hyperlink r:id="rId11" w:history="1">
         <w:r>
           <w:rPr>
             <w:rStyle w:val="Hyperlink"/>
             <w:spacing w:val="0"/>
           </w:rPr>
-          <w:t>ak-courts.info/tf835</w:t>
+          <w:t>Fill in PDF</w:t>
         </w:r>
       </w:hyperlink>
       <w:r>
-        <w:t>.</w:t>
-      </w:r>
+        <w:t>]</w:t>
+      </w:r>
+      <w:r>
+        <w:br/>
+      </w:r>
+      <w:hyperlink r:id="rId12" w:history="1">
+        <w:r>
+          <w:rPr>
+            <w:rStyle w:val="Hyperlink"/>
+            <w:spacing w:val="0"/>
+          </w:rPr>
+          <w:t>ak-courts.info/dr4</w:t>
+        </w:r>
+        <w:r>
+          <w:rPr>
+            <w:rStyle w:val="Hyperlink"/>
+            <w:spacing w:val="0"/>
+          </w:rPr>
+          <w:t>8</w:t>
+        </w:r>
+        <w:r>
+          <w:rPr>
+            <w:rStyle w:val="Hyperlink"/>
+            <w:spacing w:val="0"/>
+          </w:rPr>
+          <w:t>2</w:t>
+        </w:r>
+      </w:hyperlink>
     </w:p>
     <w:p>
       <w:pPr>
-        <w:rPr>
-          <w:rFonts w:ascii="Helvetica" w:eastAsiaTheme="minorHAnsi" w:hAnsi="Helvetica" w:cs="Helvetica"/>
-          <w:sz w:val="24"/>
-          <w:szCs w:val="24"/>
-        </w:rPr>
-      </w:pPr>
-      <w:r>
-        <w:rPr>
-          <w:rFonts w:ascii="Helvetica" w:eastAsiaTheme="minorHAnsi" w:hAnsi="Helvetica" w:cs="Helvetica"/>
-          <w:color w:val="FFC000"/>
-          <w:sz w:val="24"/>
-          <w:szCs w:val="24"/>
-        </w:rPr>
-        <w:t>{%p</w:t>
-      </w:r>
-      <w:r>
-        <w:rPr>
-          <w:rFonts w:ascii="Helvetica" w:eastAsiaTheme="minorHAnsi" w:hAnsi="Helvetica" w:cs="Helvetica"/>
-          <w:color w:val="FFC000"/>
-          <w:sz w:val="24"/>
-          <w:szCs w:val="24"/>
-        </w:rPr>
-        <w:t xml:space="preserve"> endi</w:t>
-      </w:r>
-      <w:r>
-        <w:rPr>
-          <w:rFonts w:ascii="Helvetica" w:eastAsiaTheme="minorHAnsi" w:hAnsi="Helvetica" w:cs="Helvetica"/>
-          <w:color w:val="FFC000"/>
-          <w:sz w:val="24"/>
-          <w:szCs w:val="24"/>
-        </w:rPr>
-        <w:t>f %}</w:t>
+        <w:pStyle w:val="Body"/>
+        <w:rPr>
+          <w:b/>
+          <w:bCs/>
+        </w:rPr>
+      </w:pPr>
+      <w:r>
+        <w:rPr>
+          <w:color w:val="FF0000"/>
+        </w:rPr>
+        <w:t>{</w:t>
+      </w:r>
+      <w:r>
+        <w:rPr>
+          <w:color w:val="FF0000"/>
+        </w:rPr>
+        <w:t>%</w:t>
+      </w:r>
+      <w:r>
+        <w:rPr>
+          <w:color w:val="FF0000"/>
+        </w:rPr>
+        <w:t>p</w:t>
+      </w:r>
+      <w:r>
+        <w:rPr>
+          <w:color w:val="FF0000"/>
+        </w:rPr>
+        <w:t xml:space="preserve"> elif user_need == </w:t>
+      </w:r>
+      <w:r>
+        <w:rPr>
+          <w:color w:val="FF0000"/>
+        </w:rPr>
+        <w:t>'</w:t>
+      </w:r>
+      <w:r>
+        <w:rPr>
+          <w:color w:val="FF0000"/>
+        </w:rPr>
+        <w:t>change foreign custody order</w:t>
+      </w:r>
+      <w:r>
+        <w:rPr>
+          <w:color w:val="FF0000"/>
+        </w:rPr>
+        <w:t>' and foreign_court_type == 'tribal' %}</w:t>
       </w:r>
     </w:p>
     <w:p>
       <w:pPr>
-        <w:rPr>
-          <w:rFonts w:ascii="Helvetica" w:eastAsiaTheme="minorHAnsi" w:hAnsi="Helvetica" w:cs="Helvetica"/>
-          <w:sz w:val="24"/>
-          <w:szCs w:val="24"/>
-        </w:rPr>
-      </w:pPr>
-      <w:r>
-        <w:rPr>
-          <w:rFonts w:ascii="Helvetica" w:eastAsiaTheme="minorHAnsi" w:hAnsi="Helvetica" w:cs="Helvetica"/>
-          <w:color w:val="FF0000"/>
-          <w:sz w:val="24"/>
-          <w:szCs w:val="24"/>
-        </w:rPr>
-        <w:t>{%p</w:t>
-      </w:r>
-      <w:r>
-        <w:rPr>
-          <w:rFonts w:ascii="Helvetica" w:eastAsiaTheme="minorHAnsi" w:hAnsi="Helvetica" w:cs="Helvetica"/>
-          <w:color w:val="FF0000"/>
-          <w:sz w:val="24"/>
-          <w:szCs w:val="24"/>
-        </w:rPr>
-        <w:t xml:space="preserve"> endi</w:t>
-      </w:r>
-      <w:r>
-        <w:rPr>
-          <w:rFonts w:ascii="Helvetica" w:eastAsiaTheme="minorHAnsi" w:hAnsi="Helvetica" w:cs="Helvetica"/>
-          <w:color w:val="FF0000"/>
-          <w:sz w:val="24"/>
-          <w:szCs w:val="24"/>
-        </w:rPr>
-        <w:t>f %}</w:t>
-      </w:r>
+        <w:pStyle w:val="Body"/>
+      </w:pPr>
+      <w:r>
+        <w:rPr>
+          <w:b/>
+          <w:bCs/>
+        </w:rPr>
+        <w:t>Request to Register Tribal Court Order</w:t>
+      </w:r>
+      <w:r>
+        <w:rPr>
+          <w:b/>
+          <w:bCs/>
+        </w:rPr>
+        <w:t>, DR-980</w:t>
+      </w:r>
+      <w:r>
+        <w:t xml:space="preserve"> [</w:t>
+      </w:r>
+      <w:hyperlink r:id="rId13" w:history="1">
+        <w:r>
+          <w:rPr>
+            <w:rStyle w:val="Hyperlink"/>
+            <w:spacing w:val="0"/>
+          </w:rPr>
+          <w:t>Fill in PDF</w:t>
+        </w:r>
+      </w:hyperlink>
+      <w:r>
+        <w:t>]</w:t>
+      </w:r>
+      <w:r>
+        <w:br/>
+      </w:r>
+      <w:hyperlink r:id="rId14" w:history="1">
+        <w:r>
+          <w:rPr>
+            <w:rStyle w:val="Hyperlink"/>
+            <w:spacing w:val="0"/>
+          </w:rPr>
+          <w:t>ak-courts.info/dr980</w:t>
+        </w:r>
+      </w:hyperlink>
     </w:p>
     <w:p>
       <w:pPr>
-        <w:rPr>
-          <w:rFonts w:ascii="Helvetica" w:eastAsiaTheme="minorHAnsi" w:hAnsi="Helvetica" w:cs="Helvetica"/>
-          <w:sz w:val="24"/>
-          <w:szCs w:val="24"/>
-        </w:rPr>
-      </w:pPr>
-      <w:r>
-        <w:rPr>
-          <w:rFonts w:ascii="Helvetica" w:eastAsiaTheme="minorHAnsi" w:hAnsi="Helvetica" w:cs="Helvetica"/>
-          <w:color w:val="FF0000"/>
-          <w:sz w:val="24"/>
-          <w:szCs w:val="24"/>
-        </w:rPr>
-        <w:t>{%p</w:t>
-      </w:r>
-      <w:r>
-        <w:rPr>
-          <w:rFonts w:ascii="Helvetica" w:eastAsiaTheme="minorHAnsi" w:hAnsi="Helvetica" w:cs="Helvetica"/>
-          <w:color w:val="FF0000"/>
-          <w:sz w:val="24"/>
-          <w:szCs w:val="24"/>
-        </w:rPr>
-        <w:t xml:space="preserve"> if filling_manner in('paper', 'dunno') or filing_method in ('mail or in person', 'dunno'</w:t>
-      </w:r>
-      <w:r>
-        <w:rPr>
-          <w:rFonts w:ascii="Helvetica" w:eastAsiaTheme="minorHAnsi" w:hAnsi="Helvetica" w:cs="Helvetica"/>
-          <w:color w:val="FF0000"/>
-          <w:sz w:val="24"/>
-          <w:szCs w:val="24"/>
-        </w:rPr>
-        <w:t>) %}</w:t>
+        <w:pStyle w:val="Body"/>
+      </w:pPr>
+      <w:r>
+        <w:rPr>
+          <w:color w:val="FF0000"/>
+        </w:rPr>
+        <w:t>{</w:t>
+      </w:r>
+      <w:r>
+        <w:rPr>
+          <w:color w:val="FF0000"/>
+        </w:rPr>
+        <w:t>%</w:t>
+      </w:r>
+      <w:r>
+        <w:rPr>
+          <w:color w:val="FF0000"/>
+        </w:rPr>
+        <w:t>p</w:t>
+      </w:r>
+      <w:r>
+        <w:rPr>
+          <w:color w:val="FF0000"/>
+        </w:rPr>
+        <w:t xml:space="preserve"> endif %}</w:t>
       </w:r>
     </w:p>
     <w:p>
@@ -431,100 +690,150 @@
         <w:pStyle w:val="Body"/>
       </w:pPr>
       <w:r>
-        <w:t>If you fill out paper copies of the forms, or do not file them with TrueFiling, read</w:t>
-      </w:r>
-      <w:r>
-        <w:t xml:space="preserve"> {{ sign_step.subject }}</w:t>
+        <w:t xml:space="preserve">If you fill out your </w:t>
+      </w:r>
+      <w:r>
+        <w:t>forms</w:t>
+      </w:r>
+      <w:r>
+        <w:t xml:space="preserve"> on a computer and file them with TrueFiling, you can sign your forms electronically. Type “/s/ your name” on the signature line. For example, Zoe Lee’s signature would be "/s/ Zoe Lee."</w:t>
       </w:r>
     </w:p>
     <w:p>
-      <w:r>
-        <w:rPr>
-          <w:rFonts w:ascii="Helvetica" w:eastAsiaTheme="minorHAnsi" w:hAnsi="Helvetica" w:cs="Helvetica"/>
-          <w:color w:val="FF0000"/>
-          <w:sz w:val="24"/>
-          <w:szCs w:val="24"/>
-        </w:rPr>
-        <w:t>{%p</w:t>
-      </w:r>
-      <w:r>
-        <w:rPr>
-          <w:rFonts w:ascii="Helvetica" w:eastAsiaTheme="minorHAnsi" w:hAnsi="Helvetica" w:cs="Helvetica"/>
-          <w:color w:val="FF0000"/>
-          <w:sz w:val="24"/>
-          <w:szCs w:val="24"/>
-        </w:rPr>
-        <w:t xml:space="preserve"> </w:t>
-      </w:r>
-      <w:r>
-        <w:rPr>
-          <w:rFonts w:ascii="Helvetica" w:eastAsiaTheme="minorHAnsi" w:hAnsi="Helvetica" w:cs="Helvetica"/>
-          <w:color w:val="FF0000"/>
-          <w:sz w:val="24"/>
-          <w:szCs w:val="24"/>
-        </w:rPr>
-        <w:t>end</w:t>
-      </w:r>
-      <w:r>
-        <w:rPr>
-          <w:rFonts w:ascii="Helvetica" w:eastAsiaTheme="minorHAnsi" w:hAnsi="Helvetica" w:cs="Helvetica"/>
-          <w:color w:val="FF0000"/>
-          <w:sz w:val="24"/>
-          <w:szCs w:val="24"/>
-        </w:rPr>
-        <w:t>if</w:t>
-      </w:r>
-      <w:r>
-        <w:rPr>
-          <w:rFonts w:ascii="Helvetica" w:eastAsiaTheme="minorHAnsi" w:hAnsi="Helvetica" w:cs="Helvetica"/>
-          <w:color w:val="FF0000"/>
-          <w:sz w:val="24"/>
-          <w:szCs w:val="24"/>
-        </w:rPr>
-        <w:t xml:space="preserve"> %}</w:t>
+      <w:pPr>
+        <w:pStyle w:val="Body"/>
+      </w:pPr>
+      <w:r>
+        <w:lastRenderedPageBreak/>
+        <w:t>If you fill out paper copies of the forms, or do not file them with TrueFiling, read</w:t>
+      </w:r>
+      <w:r>
+        <w:t xml:space="preserve"> {{ sign_step.subject }}</w:t>
       </w:r>
     </w:p>
     <w:p>
       <w:pPr>
-        <w:pStyle w:val="Heading4"/>
-        <w:spacing w:before="240"/>
-      </w:pPr>
-      <w:bookmarkStart w:id="0" w:name="_Hlk230846609"/>
-      <w:r>
-        <w:t>For Custody</w:t>
+        <w:pStyle w:val="Body"/>
+      </w:pPr>
+      <w:r>
+        <w:rPr>
+          <w:color w:val="FF0000"/>
+        </w:rPr>
+        <w:t>{</w:t>
+      </w:r>
+      <w:r>
+        <w:rPr>
+          <w:color w:val="FF0000"/>
+        </w:rPr>
+        <w:t>%</w:t>
+      </w:r>
+      <w:r>
+        <w:rPr>
+          <w:color w:val="FF0000"/>
+        </w:rPr>
+        <w:t>p if user_need == '</w:t>
+      </w:r>
+      <w:r>
+        <w:rPr>
+          <w:color w:val="FF0000"/>
+        </w:rPr>
+        <w:t>change foreign custody order</w:t>
+      </w:r>
+      <w:r>
+        <w:rPr>
+          <w:color w:val="FF0000"/>
+        </w:rPr>
+        <w:t xml:space="preserve">' </w:t>
+      </w:r>
+      <w:r>
+        <w:rPr>
+          <w:color w:val="FF0000"/>
+        </w:rPr>
+        <w:t>%}</w:t>
       </w:r>
     </w:p>
     <w:p>
       <w:pPr>
-        <w:pStyle w:val="ListParagraph"/>
-        <w:numPr>
-          <w:ilvl w:val="1"/>
-          <w:numId w:val="1"/>
-        </w:numPr>
-        <w:ind w:left="780"/>
+        <w:pStyle w:val="Heading3"/>
+      </w:pPr>
+      <w:r>
+        <w:t>Pay the filing fee of $150 or ask the court to waive it</w:t>
+      </w:r>
+    </w:p>
+    <w:p>
+      <w:pPr>
+        <w:pStyle w:val="Body"/>
+      </w:pPr>
+      <w:r>
+        <w:t>The fee to register a</w:t>
+      </w:r>
+      <w:r>
+        <w:t xml:space="preserve"> </w:t>
+      </w:r>
+      <w:r>
+        <w:t>custody order</w:t>
+      </w:r>
+      <w:r>
+        <w:t xml:space="preserve"> </w:t>
+      </w:r>
+      <w:r>
+        <w:t xml:space="preserve">from {{ "a tribal court" if </w:t>
+      </w:r>
+      <w:r>
+        <w:t xml:space="preserve">foreign_court_type == 'tribal' </w:t>
+      </w:r>
+      <w:r>
+        <w:t>else "another state</w:t>
+      </w:r>
+      <w:r>
+        <w:t xml:space="preserve"> or tribe</w:t>
+      </w:r>
+      <w:r>
+        <w:t>" }}</w:t>
+      </w:r>
+      <w:r>
+        <w:t xml:space="preserve"> is </w:t>
+      </w:r>
+      <w:r>
+        <w:t>$150.</w:t>
+      </w:r>
+    </w:p>
+    <w:p>
+      <w:pPr>
+        <w:pStyle w:val="Body"/>
+      </w:pPr>
+      <w:r>
+        <w:t xml:space="preserve">If you cannot afford $150, you can file a </w:t>
+      </w:r>
+      <w:r>
         <w:rPr>
           <w:b/>
-          <w:color w:val="000000"/>
-        </w:rPr>
-      </w:pPr>
-      <w:bookmarkStart w:id="1" w:name="_Hlk230846131"/>
+        </w:rPr>
+        <w:t>Request</w:t>
+      </w:r>
       <w:r>
         <w:rPr>
           <w:b/>
         </w:rPr>
-        <w:t>Request</w:t>
+        <w:t xml:space="preserve"> </w:t>
       </w:r>
       <w:r>
         <w:rPr>
           <w:b/>
         </w:rPr>
+        <w:t>for</w:t>
+      </w:r>
+      <w:r>
+        <w:rPr>
+          <w:b/>
+        </w:rPr>
         <w:t xml:space="preserve"> </w:t>
       </w:r>
       <w:r>
         <w:rPr>
           <w:b/>
         </w:rPr>
-        <w:t>to</w:t>
+        <w:t>Exemption</w:t>
       </w:r>
       <w:r>
         <w:rPr>
@@ -535,136 +844,58 @@
       <w:r>
         <w:rPr>
           <w:b/>
-          <w:color w:val="000000"/>
-        </w:rPr>
-        <w:t>Register</w:t>
+        </w:rPr>
+        <w:t>for</w:t>
       </w:r>
       <w:r>
         <w:rPr>
           <w:b/>
-          <w:color w:val="000000"/>
         </w:rPr>
         <w:t xml:space="preserve"> </w:t>
       </w:r>
       <w:r>
         <w:rPr>
           <w:b/>
-          <w:color w:val="000000"/>
-        </w:rPr>
-        <w:t>Child</w:t>
+        </w:rPr>
+        <w:t>Payment</w:t>
       </w:r>
       <w:r>
         <w:rPr>
           <w:b/>
-          <w:color w:val="000000"/>
         </w:rPr>
         <w:t xml:space="preserve"> </w:t>
       </w:r>
       <w:r>
         <w:rPr>
           <w:b/>
-          <w:color w:val="000000"/>
-        </w:rPr>
-        <w:t>Custody</w:t>
+        </w:rPr>
+        <w:t>of</w:t>
       </w:r>
       <w:r>
         <w:rPr>
           <w:b/>
-          <w:color w:val="000000"/>
         </w:rPr>
         <w:t xml:space="preserve"> </w:t>
       </w:r>
       <w:r>
         <w:rPr>
           <w:b/>
-          <w:color w:val="000000"/>
-        </w:rPr>
-        <w:t>Order</w:t>
+        </w:rPr>
+        <w:t>Fee</w:t>
       </w:r>
       <w:r>
         <w:rPr>
           <w:b/>
-          <w:color w:val="000000"/>
-        </w:rPr>
+        </w:rPr>
+        <w:t>s, TF-920</w:t>
+      </w:r>
+      <w:r>
         <w:t xml:space="preserve"> </w:t>
       </w:r>
       <w:r>
-        <w:rPr>
-          <w:b/>
-          <w:color w:val="000000"/>
-        </w:rPr>
-        <w:t>of</w:t>
-      </w:r>
-      <w:r>
-        <w:rPr>
-          <w:b/>
-          <w:color w:val="000000"/>
-        </w:rPr>
-        <w:t xml:space="preserve"> </w:t>
-      </w:r>
-      <w:r>
-        <w:rPr>
-          <w:b/>
-          <w:color w:val="000000"/>
-        </w:rPr>
-        <w:t>Another</w:t>
-      </w:r>
-      <w:r>
-        <w:rPr>
-          <w:b/>
-          <w:color w:val="000000"/>
-        </w:rPr>
-        <w:t xml:space="preserve"> </w:t>
-      </w:r>
-      <w:r>
-        <w:rPr>
-          <w:b/>
-          <w:color w:val="000000"/>
-        </w:rPr>
-        <w:t>State</w:t>
-      </w:r>
-      <w:r>
-        <w:rPr>
-          <w:b/>
-          <w:color w:val="000000"/>
-        </w:rPr>
-        <w:t xml:space="preserve"> </w:t>
-      </w:r>
-      <w:r>
-        <w:rPr>
-          <w:b/>
-          <w:color w:val="000000"/>
-        </w:rPr>
-        <w:t>or</w:t>
-      </w:r>
-      <w:r>
-        <w:rPr>
-          <w:b/>
-          <w:color w:val="000000"/>
-        </w:rPr>
-        <w:t xml:space="preserve"> </w:t>
-      </w:r>
-      <w:r>
-        <w:rPr>
-          <w:b/>
-          <w:color w:val="000000"/>
-        </w:rPr>
-        <w:t>Countr</w:t>
-      </w:r>
-      <w:r>
-        <w:rPr>
-          <w:b/>
-          <w:color w:val="000000"/>
-        </w:rPr>
-        <w:t xml:space="preserve">y, DR-482 </w:t>
-      </w:r>
-      <w:r>
-        <w:rPr>
-          <w:color w:val="000000"/>
-        </w:rPr>
         <w:t>[</w:t>
       </w:r>
-      <w:hyperlink r:id="rId12" w:history="1">
+      <w:hyperlink r:id="rId15" w:history="1">
         <w:r>
           <w:rPr>
             <w:rStyle w:val="Hyperlink"/>
@@ -673,2359 +904,12 @@
         </w:r>
       </w:hyperlink>
       <w:r>
-        <w:rPr>
-          <w:color w:val="000000"/>
-        </w:rPr>
-        <w:t>]</w:t>
-      </w:r>
-      <w:r>
-        <w:rPr>
-          <w:color w:val="000000"/>
-        </w:rPr>
+        <w:t>].</w:t>
+      </w:r>
+      <w:r>
         <w:br/>
-        <w:t>public.courts.alaska.gov/web/forms/docs/dr-482.pdf</w:t>
-      </w:r>
-    </w:p>
-    <w:p>
-      <w:pPr>
-        <w:pStyle w:val="ListParagraph"/>
-        <w:numPr>
-          <w:ilvl w:val="1"/>
-          <w:numId w:val="1"/>
-        </w:numPr>
-        <w:ind w:left="780"/>
-      </w:pPr>
-      <w:bookmarkStart w:id="2" w:name="_Hlk230846174"/>
-      <w:bookmarkEnd w:id="1"/>
-      <w:r>
-        <w:rPr>
-          <w:b/>
-          <w:color w:val="000000"/>
-        </w:rPr>
-        <w:t>Notice</w:t>
-      </w:r>
-      <w:r>
-        <w:rPr>
-          <w:b/>
-          <w:color w:val="000000"/>
-        </w:rPr>
-        <w:t xml:space="preserve"> </w:t>
-      </w:r>
-      <w:r>
-        <w:rPr>
-          <w:b/>
-          <w:color w:val="000000"/>
-        </w:rPr>
-        <w:t>of</w:t>
-      </w:r>
-      <w:r>
-        <w:rPr>
-          <w:b/>
-          <w:color w:val="000000"/>
-        </w:rPr>
-        <w:t xml:space="preserve"> </w:t>
-      </w:r>
-      <w:r>
-        <w:rPr>
-          <w:b/>
-          <w:color w:val="000000"/>
-        </w:rPr>
-        <w:t>Registration</w:t>
-      </w:r>
-      <w:r>
-        <w:rPr>
-          <w:b/>
-          <w:color w:val="000000"/>
-        </w:rPr>
-        <w:t xml:space="preserve"> </w:t>
-      </w:r>
-      <w:r>
-        <w:rPr>
-          <w:b/>
-          <w:color w:val="000000"/>
-        </w:rPr>
-        <w:t>of</w:t>
-      </w:r>
-      <w:r>
-        <w:rPr>
-          <w:b/>
-          <w:color w:val="000000"/>
-        </w:rPr>
-        <w:t xml:space="preserve"> </w:t>
-      </w:r>
-      <w:r>
-        <w:rPr>
-          <w:b/>
-          <w:color w:val="000000"/>
-        </w:rPr>
-        <w:t>Child</w:t>
-      </w:r>
-      <w:r>
-        <w:rPr>
-          <w:b/>
-          <w:color w:val="000000"/>
-        </w:rPr>
-        <w:t xml:space="preserve"> </w:t>
-      </w:r>
-      <w:r>
-        <w:rPr>
-          <w:b/>
-          <w:color w:val="000000"/>
-        </w:rPr>
-        <w:t>Custody</w:t>
-      </w:r>
-      <w:r>
-        <w:rPr>
-          <w:b/>
-          <w:color w:val="000000"/>
-        </w:rPr>
-        <w:t xml:space="preserve"> </w:t>
-      </w:r>
-      <w:r>
-        <w:rPr>
-          <w:b/>
-          <w:color w:val="000000"/>
-        </w:rPr>
-        <w:t>Order</w:t>
-      </w:r>
-      <w:r>
-        <w:rPr>
-          <w:b/>
-          <w:color w:val="000000"/>
-        </w:rPr>
-        <w:t xml:space="preserve"> </w:t>
-      </w:r>
-      <w:r>
-        <w:rPr>
-          <w:b/>
-          <w:color w:val="000000"/>
-        </w:rPr>
-        <w:t>of</w:t>
-      </w:r>
-      <w:r>
-        <w:rPr>
-          <w:b/>
-          <w:color w:val="000000"/>
-        </w:rPr>
-        <w:t xml:space="preserve"> </w:t>
-      </w:r>
-      <w:r>
-        <w:rPr>
-          <w:b/>
-          <w:color w:val="000000"/>
-        </w:rPr>
-        <w:t>Another</w:t>
-      </w:r>
-      <w:r>
-        <w:rPr>
-          <w:b/>
-          <w:color w:val="000000"/>
-        </w:rPr>
-        <w:t xml:space="preserve"> </w:t>
-      </w:r>
-      <w:r>
-        <w:rPr>
-          <w:b/>
-          <w:color w:val="000000"/>
-        </w:rPr>
-        <w:t>State</w:t>
-      </w:r>
-      <w:r>
-        <w:rPr>
-          <w:b/>
-          <w:color w:val="000000"/>
-        </w:rPr>
-        <w:t xml:space="preserve"> </w:t>
-      </w:r>
-      <w:r>
-        <w:rPr>
-          <w:b/>
-          <w:color w:val="000000"/>
-        </w:rPr>
-        <w:t>or</w:t>
-      </w:r>
-      <w:r>
-        <w:rPr>
-          <w:b/>
-          <w:color w:val="000000"/>
-        </w:rPr>
-        <w:t xml:space="preserve"> </w:t>
-      </w:r>
-      <w:r>
-        <w:rPr>
-          <w:b/>
-          <w:color w:val="000000"/>
-        </w:rPr>
-        <w:t>Countr</w:t>
-      </w:r>
-      <w:r>
-        <w:rPr>
-          <w:b/>
-          <w:color w:val="000000"/>
-        </w:rPr>
-        <w:t xml:space="preserve">y, </w:t>
-      </w:r>
-      <w:r>
-        <w:rPr>
-          <w:b/>
-          <w:color w:val="000000"/>
-        </w:rPr>
-        <w:t xml:space="preserve">DR-483 </w:t>
-      </w:r>
-      <w:r>
-        <w:t>[</w:t>
-      </w:r>
-      <w:hyperlink r:id="rId13" w:history="1">
-        <w:r>
-          <w:rPr>
-            <w:rStyle w:val="Hyperlink"/>
-          </w:rPr>
-          <w:t>Fill in PDF</w:t>
-        </w:r>
-      </w:hyperlink>
-      <w:r>
-        <w:t xml:space="preserve">] </w:t>
-      </w:r>
-      <w:r>
-        <w:br/>
-      </w:r>
-      <w:r>
-        <w:t>public.courts.alaska.gov/web/forms/docs/dr-482.pdf</w:t>
-      </w:r>
-      <w:r>
-        <w:br/>
-      </w:r>
-      <w:bookmarkEnd w:id="2"/>
-      <w:r>
-        <w:t>Completed except for the date and clerk's signature</w:t>
-      </w:r>
-    </w:p>
-    <w:p>
-      <w:pPr>
-        <w:pStyle w:val="ListParagraph"/>
-        <w:numPr>
-          <w:ilvl w:val="1"/>
-          <w:numId w:val="1"/>
-        </w:numPr>
-        <w:ind w:left="780"/>
-        <w:rPr>
-          <w:color w:val="000000"/>
-        </w:rPr>
-      </w:pPr>
-      <w:r>
-        <w:rPr>
-          <w:b/>
-        </w:rPr>
-        <w:lastRenderedPageBreak/>
-        <w:t>Affidavit</w:t>
-      </w:r>
-      <w:r>
-        <w:rPr>
-          <w:b/>
-        </w:rPr>
-        <w:t xml:space="preserve"> </w:t>
-      </w:r>
-      <w:r>
-        <w:rPr>
-          <w:b/>
-        </w:rPr>
-        <w:t>for</w:t>
-      </w:r>
-      <w:r>
-        <w:rPr>
-          <w:b/>
-        </w:rPr>
-        <w:t xml:space="preserve"> </w:t>
-      </w:r>
-      <w:r>
-        <w:rPr>
-          <w:b/>
-        </w:rPr>
-        <w:t>Child</w:t>
-      </w:r>
-      <w:r>
-        <w:rPr>
-          <w:b/>
-        </w:rPr>
-        <w:t xml:space="preserve"> </w:t>
-      </w:r>
-      <w:r>
-        <w:rPr>
-          <w:b/>
-          <w:color w:val="000000"/>
-        </w:rPr>
-        <w:t>Custody</w:t>
-      </w:r>
-      <w:r>
-        <w:rPr>
-          <w:b/>
-          <w:color w:val="000000"/>
-        </w:rPr>
-        <w:t xml:space="preserve"> </w:t>
-      </w:r>
-      <w:r>
-        <w:rPr>
-          <w:b/>
-          <w:color w:val="000000"/>
-        </w:rPr>
-        <w:t>Registration,</w:t>
-      </w:r>
-      <w:r>
-        <w:rPr>
-          <w:b/>
-          <w:color w:val="000000"/>
-        </w:rPr>
-        <w:t xml:space="preserve"> </w:t>
-      </w:r>
-      <w:r>
-        <w:rPr>
-          <w:b/>
-          <w:color w:val="000000"/>
-        </w:rPr>
-        <w:t>SHC-1510</w:t>
-      </w:r>
-      <w:r>
-        <w:rPr>
-          <w:b/>
-          <w:color w:val="000000"/>
-        </w:rPr>
-        <w:t xml:space="preserve"> </w:t>
-      </w:r>
-      <w:r>
-        <w:rPr>
-          <w:b/>
-          <w:color w:val="000000"/>
-        </w:rPr>
-        <w:br/>
-      </w:r>
-      <w:r>
-        <w:rPr>
-          <w:color w:val="000000"/>
-        </w:rPr>
-        <w:t>as</w:t>
-      </w:r>
-      <w:r>
-        <w:rPr>
-          <w:color w:val="000000"/>
-        </w:rPr>
-        <w:t xml:space="preserve"> </w:t>
-      </w:r>
-      <w:r>
-        <w:rPr>
-          <w:color w:val="000000"/>
-        </w:rPr>
-        <w:t>a</w:t>
-      </w:r>
-      <w:r>
-        <w:rPr>
-          <w:b/>
-          <w:color w:val="000000"/>
-        </w:rPr>
-        <w:t xml:space="preserve"> </w:t>
-      </w:r>
-      <w:hyperlink r:id="rId14" w:history="1">
-        <w:r>
-          <w:rPr>
-            <w:rStyle w:val="Hyperlink"/>
-          </w:rPr>
-          <w:t>Word</w:t>
-        </w:r>
-        <w:r>
-          <w:rPr>
-            <w:rStyle w:val="Hyperlink"/>
-          </w:rPr>
-          <w:t xml:space="preserve"> </w:t>
-        </w:r>
-        <w:r>
-          <w:rPr>
-            <w:rStyle w:val="Hyperlink"/>
-          </w:rPr>
-          <w:t>file</w:t>
-        </w:r>
-      </w:hyperlink>
-      <w:r>
-        <w:rPr>
-          <w:color w:val="000000"/>
-        </w:rPr>
-        <w:br/>
-      </w:r>
-      <w:r>
-        <w:rPr>
-          <w:color w:val="000000"/>
-        </w:rPr>
-        <w:t>courts.alaska.gov/shc/family/docs/shc-1510.doc</w:t>
-      </w:r>
-      <w:r>
-        <w:rPr>
-          <w:color w:val="000000"/>
-        </w:rPr>
-        <w:br/>
-        <w:t xml:space="preserve">as a </w:t>
-      </w:r>
-      <w:hyperlink r:id="rId15" w:history="1">
-        <w:r>
-          <w:rPr>
-            <w:rStyle w:val="Hyperlink"/>
-          </w:rPr>
-          <w:t>PDF</w:t>
-        </w:r>
-      </w:hyperlink>
-      <w:r>
-        <w:rPr>
-          <w:color w:val="000000"/>
-        </w:rPr>
-        <w:br/>
-      </w:r>
-      <w:r>
-        <w:rPr>
-          <w:color w:val="000000"/>
-        </w:rPr>
-        <w:t>courts.alaska.gov/shc/family/docs/shc-1510n.pdf</w:t>
-      </w:r>
-    </w:p>
-    <w:p>
-      <w:pPr>
-        <w:pStyle w:val="ListParagraph"/>
-        <w:numPr>
-          <w:ilvl w:val="1"/>
-          <w:numId w:val="1"/>
-        </w:numPr>
-        <w:ind w:left="780"/>
-        <w:rPr>
-          <w:b/>
-          <w:color w:val="000000"/>
-        </w:rPr>
-      </w:pPr>
-      <w:bookmarkStart w:id="3" w:name="_Hlk230848073"/>
-      <w:r>
-        <w:rPr>
-          <w:b/>
-          <w:color w:val="000000"/>
-        </w:rPr>
-        <w:t xml:space="preserve">Request for Hearing on Registered Child Custody Order, </w:t>
-      </w:r>
-      <w:r>
-        <w:rPr>
-          <w:b/>
-        </w:rPr>
-        <w:t>DR-484</w:t>
-      </w:r>
-      <w:r>
-        <w:rPr>
-          <w:color w:val="000000"/>
-        </w:rPr>
-        <w:t xml:space="preserve"> </w:t>
-      </w:r>
-      <w:r>
-        <w:rPr>
-          <w:color w:val="000000"/>
-        </w:rPr>
-        <w:t>[</w:t>
       </w:r>
       <w:hyperlink r:id="rId16" w:history="1">
-        <w:r>
-          <w:rPr>
-            <w:rStyle w:val="Hyperlink"/>
-          </w:rPr>
-          <w:t>Fill in PDF</w:t>
-        </w:r>
-      </w:hyperlink>
-      <w:r>
-        <w:rPr>
-          <w:color w:val="000000"/>
-        </w:rPr>
-        <w:t>]</w:t>
-      </w:r>
-      <w:r>
-        <w:rPr>
-          <w:color w:val="000000"/>
-        </w:rPr>
-        <w:br/>
-      </w:r>
-      <w:hyperlink r:id="rId17" w:history="1">
-        <w:r>
-          <w:rPr>
-            <w:rStyle w:val="Hyperlink"/>
-          </w:rPr>
-          <w:t>ak-courts.info/dr484</w:t>
-        </w:r>
-      </w:hyperlink>
-      <w:r>
-        <w:rPr>
-          <w:color w:val="000000"/>
-        </w:rPr>
-        <w:br/>
-      </w:r>
-      <w:r>
-        <w:rPr>
-          <w:color w:val="000000"/>
-        </w:rPr>
-        <w:t>Only</w:t>
-      </w:r>
-      <w:r>
-        <w:rPr>
-          <w:color w:val="000000"/>
-        </w:rPr>
-        <w:t xml:space="preserve"> </w:t>
-      </w:r>
-      <w:r>
-        <w:rPr>
-          <w:color w:val="000000"/>
-        </w:rPr>
-        <w:t>fill</w:t>
-      </w:r>
-      <w:r>
-        <w:rPr>
-          <w:color w:val="000000"/>
-        </w:rPr>
-        <w:t xml:space="preserve"> </w:t>
-      </w:r>
-      <w:r>
-        <w:rPr>
-          <w:color w:val="000000"/>
-        </w:rPr>
-        <w:t>in</w:t>
-      </w:r>
-      <w:r>
-        <w:rPr>
-          <w:color w:val="000000"/>
-        </w:rPr>
-        <w:t xml:space="preserve"> </w:t>
-      </w:r>
-      <w:r>
-        <w:rPr>
-          <w:color w:val="000000"/>
-        </w:rPr>
-        <w:t>the</w:t>
-      </w:r>
-      <w:r>
-        <w:rPr>
-          <w:color w:val="000000"/>
-        </w:rPr>
-        <w:t xml:space="preserve"> </w:t>
-      </w:r>
-      <w:r>
-        <w:rPr>
-          <w:color w:val="000000"/>
-        </w:rPr>
-        <w:t>Petitioner's</w:t>
-      </w:r>
-      <w:r>
-        <w:rPr>
-          <w:color w:val="000000"/>
-        </w:rPr>
-        <w:t xml:space="preserve"> </w:t>
-      </w:r>
-      <w:r>
-        <w:rPr>
-          <w:color w:val="000000"/>
-        </w:rPr>
-        <w:t>and</w:t>
-      </w:r>
-      <w:r>
-        <w:rPr>
-          <w:color w:val="000000"/>
-        </w:rPr>
-        <w:t xml:space="preserve"> </w:t>
-      </w:r>
-      <w:r>
-        <w:rPr>
-          <w:color w:val="000000"/>
-        </w:rPr>
-        <w:t>Respondent's</w:t>
-      </w:r>
-      <w:r>
-        <w:rPr>
-          <w:color w:val="000000"/>
-        </w:rPr>
-        <w:t xml:space="preserve"> </w:t>
-      </w:r>
-      <w:r>
-        <w:rPr>
-          <w:color w:val="000000"/>
-        </w:rPr>
-        <w:t>names</w:t>
-      </w:r>
-      <w:r>
-        <w:rPr>
-          <w:color w:val="000000"/>
-        </w:rPr>
-        <w:t xml:space="preserve"> </w:t>
-      </w:r>
-      <w:r>
-        <w:rPr>
-          <w:color w:val="000000"/>
-        </w:rPr>
-        <w:t>in</w:t>
-      </w:r>
-      <w:r>
-        <w:rPr>
-          <w:color w:val="000000"/>
-        </w:rPr>
-        <w:t xml:space="preserve"> </w:t>
-      </w:r>
-      <w:r>
-        <w:rPr>
-          <w:color w:val="000000"/>
-        </w:rPr>
-        <w:t>the</w:t>
-      </w:r>
-      <w:r>
-        <w:rPr>
-          <w:color w:val="000000"/>
-        </w:rPr>
-        <w:t xml:space="preserve"> </w:t>
-      </w:r>
-      <w:r>
-        <w:rPr>
-          <w:color w:val="000000"/>
-        </w:rPr>
-        <w:t>caption</w:t>
-      </w:r>
-      <w:r>
-        <w:rPr>
-          <w:color w:val="000000"/>
-        </w:rPr>
-        <w:t xml:space="preserve"> </w:t>
-      </w:r>
-      <w:r>
-        <w:rPr>
-          <w:color w:val="000000"/>
-        </w:rPr>
-        <w:t>at</w:t>
-      </w:r>
-      <w:r>
-        <w:rPr>
-          <w:color w:val="000000"/>
-        </w:rPr>
-        <w:t xml:space="preserve"> </w:t>
-      </w:r>
-      <w:r>
-        <w:rPr>
-          <w:color w:val="000000"/>
-        </w:rPr>
-        <w:t>the</w:t>
-      </w:r>
-      <w:r>
-        <w:rPr>
-          <w:color w:val="000000"/>
-        </w:rPr>
-        <w:t xml:space="preserve"> </w:t>
-      </w:r>
-      <w:r>
-        <w:rPr>
-          <w:color w:val="000000"/>
-        </w:rPr>
-        <w:t>top</w:t>
-      </w:r>
-      <w:r>
-        <w:rPr>
-          <w:color w:val="000000"/>
-        </w:rPr>
-        <w:t xml:space="preserve"> </w:t>
-      </w:r>
-      <w:r>
-        <w:rPr>
-          <w:color w:val="000000"/>
-        </w:rPr>
-        <w:t>left</w:t>
-      </w:r>
-      <w:r>
-        <w:rPr>
-          <w:color w:val="000000"/>
-        </w:rPr>
-        <w:t>. L</w:t>
-      </w:r>
-      <w:r>
-        <w:rPr>
-          <w:color w:val="000000"/>
-        </w:rPr>
-        <w:t>eave</w:t>
-      </w:r>
-      <w:r>
-        <w:rPr>
-          <w:color w:val="000000"/>
-        </w:rPr>
-        <w:t xml:space="preserve"> </w:t>
-      </w:r>
-      <w:r>
-        <w:rPr>
-          <w:color w:val="000000"/>
-        </w:rPr>
-        <w:t>the</w:t>
-      </w:r>
-      <w:r>
-        <w:rPr>
-          <w:color w:val="000000"/>
-        </w:rPr>
-        <w:t xml:space="preserve"> </w:t>
-      </w:r>
-      <w:r>
-        <w:rPr>
-          <w:color w:val="000000"/>
-        </w:rPr>
-        <w:t>rest</w:t>
-      </w:r>
-      <w:r>
-        <w:rPr>
-          <w:color w:val="000000"/>
-        </w:rPr>
-        <w:t xml:space="preserve"> </w:t>
-      </w:r>
-      <w:r>
-        <w:rPr>
-          <w:color w:val="000000"/>
-        </w:rPr>
-        <w:t>blank</w:t>
-      </w:r>
-      <w:r>
-        <w:rPr>
-          <w:color w:val="000000"/>
-        </w:rPr>
-        <w:t>.</w:t>
-      </w:r>
-    </w:p>
-    <w:bookmarkEnd w:id="3"/>
-    <w:p>
-      <w:pPr>
-        <w:pStyle w:val="ListParagraph"/>
-        <w:numPr>
-          <w:ilvl w:val="1"/>
-          <w:numId w:val="1"/>
-        </w:numPr>
-        <w:ind w:left="780"/>
-      </w:pPr>
-      <w:r>
-        <w:rPr>
-          <w:b/>
-          <w:color w:val="000000"/>
-        </w:rPr>
-        <w:t>Confirmation</w:t>
-      </w:r>
-      <w:r>
-        <w:rPr>
-          <w:b/>
-          <w:color w:val="000000"/>
-        </w:rPr>
-        <w:t xml:space="preserve"> </w:t>
-      </w:r>
-      <w:r>
-        <w:rPr>
-          <w:b/>
-          <w:color w:val="000000"/>
-        </w:rPr>
-        <w:t>of</w:t>
-      </w:r>
-      <w:r>
-        <w:rPr>
-          <w:b/>
-          <w:color w:val="000000"/>
-        </w:rPr>
-        <w:t xml:space="preserve"> </w:t>
-      </w:r>
-      <w:r>
-        <w:rPr>
-          <w:b/>
-          <w:color w:val="000000"/>
-        </w:rPr>
-        <w:t>Registered</w:t>
-      </w:r>
-      <w:r>
-        <w:t xml:space="preserve"> </w:t>
-      </w:r>
-      <w:r>
-        <w:rPr>
-          <w:b/>
-        </w:rPr>
-        <w:t>Child</w:t>
-      </w:r>
-      <w:r>
-        <w:rPr>
-          <w:b/>
-        </w:rPr>
-        <w:t xml:space="preserve"> </w:t>
-      </w:r>
-      <w:r>
-        <w:rPr>
-          <w:b/>
-        </w:rPr>
-        <w:t>Custody</w:t>
-      </w:r>
-      <w:r>
-        <w:rPr>
-          <w:b/>
-        </w:rPr>
-        <w:t xml:space="preserve"> </w:t>
-      </w:r>
-      <w:r>
-        <w:rPr>
-          <w:b/>
-        </w:rPr>
-        <w:t>Orde</w:t>
-      </w:r>
-      <w:r>
-        <w:rPr>
-          <w:b/>
-        </w:rPr>
-        <w:t>r, DR-485</w:t>
-      </w:r>
-      <w:r>
-        <w:t xml:space="preserve"> [</w:t>
-      </w:r>
-      <w:hyperlink r:id="rId18" w:history="1">
-        <w:r>
-          <w:rPr>
-            <w:rStyle w:val="Hyperlink"/>
-          </w:rPr>
-          <w:t>Fill in PDF</w:t>
-        </w:r>
-      </w:hyperlink>
-      <w:r>
-        <w:t>]</w:t>
-      </w:r>
-      <w:r>
-        <w:br/>
-      </w:r>
-      <w:hyperlink r:id="rId19" w:history="1">
-        <w:r>
-          <w:rPr>
-            <w:rStyle w:val="Hyperlink"/>
-          </w:rPr>
-          <w:t>ak-courts.info/civ485</w:t>
-        </w:r>
-      </w:hyperlink>
-      <w:r>
-        <w:br/>
-        <w:t>Only fill in the Petitioner's and Respondent's names in the caption at the top left</w:t>
-      </w:r>
-      <w:r>
-        <w:t>. L</w:t>
-      </w:r>
-      <w:r>
-        <w:t>eave the rest blank</w:t>
-      </w:r>
-      <w:r>
-        <w:t>.</w:t>
-      </w:r>
-    </w:p>
-    <w:bookmarkEnd w:id="0"/>
-    <w:p>
-      <w:pPr>
-        <w:pStyle w:val="Heading4"/>
-        <w:spacing w:before="240"/>
-      </w:pPr>
-      <w:r>
-        <w:t>For Child Support</w:t>
-      </w:r>
-    </w:p>
-    <w:p>
-      <w:pPr>
-        <w:pStyle w:val="ListParagraph"/>
-        <w:numPr>
-          <w:ilvl w:val="1"/>
-          <w:numId w:val="1"/>
-        </w:numPr>
-        <w:ind w:left="780"/>
-      </w:pPr>
-      <w:r>
-        <w:rPr>
-          <w:b/>
-        </w:rPr>
-        <w:t>Instructions</w:t>
-      </w:r>
-      <w:r>
-        <w:rPr>
-          <w:b/>
-        </w:rPr>
-        <w:t xml:space="preserve"> </w:t>
-      </w:r>
-      <w:r>
-        <w:rPr>
-          <w:b/>
-        </w:rPr>
-        <w:t>–</w:t>
-      </w:r>
-      <w:r>
-        <w:rPr>
-          <w:b/>
-        </w:rPr>
-        <w:t xml:space="preserve"> </w:t>
-      </w:r>
-      <w:r>
-        <w:rPr>
-          <w:b/>
-        </w:rPr>
-        <w:t>Registration</w:t>
-      </w:r>
-      <w:r>
-        <w:rPr>
-          <w:b/>
-        </w:rPr>
-        <w:t xml:space="preserve"> </w:t>
-      </w:r>
-      <w:r>
-        <w:rPr>
-          <w:b/>
-        </w:rPr>
-        <w:t>of</w:t>
-      </w:r>
-      <w:r>
-        <w:rPr>
-          <w:b/>
-        </w:rPr>
-        <w:t xml:space="preserve"> </w:t>
-      </w:r>
-      <w:r>
-        <w:rPr>
-          <w:b/>
-        </w:rPr>
-        <w:t>Support</w:t>
-      </w:r>
-      <w:r>
-        <w:rPr>
-          <w:b/>
-        </w:rPr>
-        <w:t xml:space="preserve"> </w:t>
-      </w:r>
-      <w:r>
-        <w:rPr>
-          <w:b/>
-        </w:rPr>
-        <w:t>Order</w:t>
-      </w:r>
-      <w:r>
-        <w:rPr>
-          <w:b/>
-        </w:rPr>
-        <w:t xml:space="preserve"> </w:t>
-      </w:r>
-      <w:r>
-        <w:rPr>
-          <w:b/>
-        </w:rPr>
-        <w:t>Issued</w:t>
-      </w:r>
-      <w:r>
-        <w:rPr>
-          <w:b/>
-        </w:rPr>
-        <w:t xml:space="preserve"> </w:t>
-      </w:r>
-      <w:r>
-        <w:rPr>
-          <w:b/>
-        </w:rPr>
-        <w:t>by</w:t>
-      </w:r>
-      <w:r>
-        <w:rPr>
-          <w:b/>
-        </w:rPr>
-        <w:t xml:space="preserve"> </w:t>
-      </w:r>
-      <w:r>
-        <w:rPr>
-          <w:b/>
-        </w:rPr>
-        <w:t>Another</w:t>
-      </w:r>
-      <w:r>
-        <w:rPr>
-          <w:b/>
-        </w:rPr>
-        <w:t xml:space="preserve"> </w:t>
-      </w:r>
-      <w:r>
-        <w:rPr>
-          <w:b/>
-        </w:rPr>
-        <w:t>Stat</w:t>
-      </w:r>
-      <w:r>
-        <w:rPr>
-          <w:b/>
-        </w:rPr>
-        <w:t>e, DR-341</w:t>
-      </w:r>
-      <w:r>
-        <w:rPr>
-          <w:b/>
-        </w:rPr>
-        <w:t xml:space="preserve"> </w:t>
-      </w:r>
-      <w:r>
-        <w:t>[</w:t>
-      </w:r>
-      <w:hyperlink r:id="rId20" w:history="1">
-        <w:r>
-          <w:rPr>
-            <w:rStyle w:val="Hyperlink"/>
-          </w:rPr>
-          <w:t>Fill in PDF</w:t>
-        </w:r>
-      </w:hyperlink>
-      <w:r>
-        <w:t>]</w:t>
-      </w:r>
-      <w:r>
-        <w:rPr>
-          <w:b/>
-        </w:rPr>
-        <w:br/>
-      </w:r>
-      <w:r>
-        <w:t>public.courts.alaska.gov/web/forms/docs/dr-341.pdf</w:t>
-      </w:r>
-    </w:p>
-    <w:p>
-      <w:pPr>
-        <w:pStyle w:val="ListParagraph"/>
-        <w:numPr>
-          <w:ilvl w:val="1"/>
-          <w:numId w:val="1"/>
-        </w:numPr>
-        <w:ind w:left="780"/>
-      </w:pPr>
-      <w:r>
-        <w:rPr>
-          <w:b/>
-        </w:rPr>
-        <w:t>Petition</w:t>
-      </w:r>
-      <w:r>
-        <w:rPr>
-          <w:b/>
-        </w:rPr>
-        <w:t xml:space="preserve"> </w:t>
-      </w:r>
-      <w:r>
-        <w:rPr>
-          <w:b/>
-        </w:rPr>
-        <w:t>to</w:t>
-      </w:r>
-      <w:r>
-        <w:rPr>
-          <w:b/>
-        </w:rPr>
-        <w:t xml:space="preserve"> </w:t>
-      </w:r>
-      <w:r>
-        <w:rPr>
-          <w:b/>
-        </w:rPr>
-        <w:t>Register</w:t>
-      </w:r>
-      <w:r>
-        <w:rPr>
-          <w:b/>
-        </w:rPr>
-        <w:t xml:space="preserve"> </w:t>
-      </w:r>
-      <w:r>
-        <w:rPr>
-          <w:b/>
-        </w:rPr>
-        <w:t>a</w:t>
-      </w:r>
-      <w:r>
-        <w:rPr>
-          <w:b/>
-        </w:rPr>
-        <w:t xml:space="preserve"> </w:t>
-      </w:r>
-      <w:r>
-        <w:rPr>
-          <w:b/>
-        </w:rPr>
-        <w:t>Support</w:t>
-      </w:r>
-      <w:r>
-        <w:rPr>
-          <w:b/>
-        </w:rPr>
-        <w:t xml:space="preserve"> </w:t>
-      </w:r>
-      <w:r>
-        <w:rPr>
-          <w:b/>
-        </w:rPr>
-        <w:t>Order</w:t>
-      </w:r>
-      <w:r>
-        <w:rPr>
-          <w:b/>
-        </w:rPr>
-        <w:t xml:space="preserve"> </w:t>
-      </w:r>
-      <w:r>
-        <w:rPr>
-          <w:b/>
-        </w:rPr>
-        <w:t>from</w:t>
-      </w:r>
-      <w:r>
-        <w:rPr>
-          <w:b/>
-        </w:rPr>
-        <w:t xml:space="preserve"> </w:t>
-      </w:r>
-      <w:r>
-        <w:rPr>
-          <w:b/>
-        </w:rPr>
-        <w:t>Another</w:t>
-      </w:r>
-      <w:r>
-        <w:rPr>
-          <w:b/>
-        </w:rPr>
-        <w:t xml:space="preserve"> </w:t>
-      </w:r>
-      <w:r>
-        <w:rPr>
-          <w:b/>
-        </w:rPr>
-        <w:t>Stat</w:t>
-      </w:r>
-      <w:r>
-        <w:rPr>
-          <w:b/>
-        </w:rPr>
-        <w:t>e, DR-342</w:t>
-      </w:r>
-      <w:r>
-        <w:rPr>
-          <w:b/>
-        </w:rPr>
-        <w:t xml:space="preserve"> </w:t>
-      </w:r>
-      <w:r>
-        <w:t>[</w:t>
-      </w:r>
-      <w:hyperlink r:id="rId21" w:history="1">
-        <w:r>
-          <w:rPr>
-            <w:rStyle w:val="Hyperlink"/>
-          </w:rPr>
-          <w:t>Fill in PDF</w:t>
-        </w:r>
-      </w:hyperlink>
-      <w:r>
-        <w:t>]</w:t>
-      </w:r>
-      <w:r>
-        <w:rPr>
-          <w:b/>
-        </w:rPr>
-        <w:br/>
-      </w:r>
-      <w:r>
-        <w:t>public.courts.alaska.gov/web/forms/docs/dr-342.pdf</w:t>
-      </w:r>
-    </w:p>
-    <w:p>
-      <w:pPr>
-        <w:pStyle w:val="ListParagraph"/>
-        <w:numPr>
-          <w:ilvl w:val="1"/>
-          <w:numId w:val="1"/>
-        </w:numPr>
-        <w:ind w:left="780"/>
-        <w:rPr>
-          <w:b/>
-        </w:rPr>
-      </w:pPr>
-      <w:r>
-        <w:rPr>
-          <w:b/>
-        </w:rPr>
-        <w:t>Confidential</w:t>
-      </w:r>
-      <w:r>
-        <w:rPr>
-          <w:b/>
-        </w:rPr>
-        <w:t xml:space="preserve"> </w:t>
-      </w:r>
-      <w:r>
-        <w:rPr>
-          <w:b/>
-        </w:rPr>
-        <w:t>Information</w:t>
-      </w:r>
-      <w:r>
-        <w:rPr>
-          <w:b/>
-        </w:rPr>
-        <w:t xml:space="preserve"> </w:t>
-      </w:r>
-      <w:r>
-        <w:rPr>
-          <w:b/>
-        </w:rPr>
-        <w:t>Sheet</w:t>
-      </w:r>
-      <w:r>
-        <w:rPr>
-          <w:b/>
-        </w:rPr>
-        <w:t xml:space="preserve"> </w:t>
-      </w:r>
-      <w:r>
-        <w:rPr>
-          <w:b/>
-        </w:rPr>
-        <w:t>-</w:t>
-      </w:r>
-      <w:r>
-        <w:rPr>
-          <w:b/>
-        </w:rPr>
-        <w:t xml:space="preserve"> </w:t>
-      </w:r>
-      <w:r>
-        <w:rPr>
-          <w:b/>
-        </w:rPr>
-        <w:t>Support</w:t>
-      </w:r>
-      <w:r>
-        <w:rPr>
-          <w:b/>
-        </w:rPr>
-        <w:t xml:space="preserve"> </w:t>
-      </w:r>
-      <w:r>
-        <w:rPr>
-          <w:b/>
-        </w:rPr>
-        <w:t>Order</w:t>
-      </w:r>
-      <w:r>
-        <w:rPr>
-          <w:b/>
-        </w:rPr>
-        <w:t xml:space="preserve"> </w:t>
-      </w:r>
-      <w:r>
-        <w:rPr>
-          <w:b/>
-        </w:rPr>
-        <w:t>from</w:t>
-      </w:r>
-      <w:r>
-        <w:rPr>
-          <w:b/>
-        </w:rPr>
-        <w:t xml:space="preserve"> </w:t>
-      </w:r>
-      <w:r>
-        <w:rPr>
-          <w:b/>
-        </w:rPr>
-        <w:t>Another</w:t>
-      </w:r>
-      <w:r>
-        <w:rPr>
-          <w:b/>
-        </w:rPr>
-        <w:t xml:space="preserve"> </w:t>
-      </w:r>
-      <w:r>
-        <w:rPr>
-          <w:b/>
-        </w:rPr>
-        <w:t>Stat</w:t>
-      </w:r>
-      <w:r>
-        <w:rPr>
-          <w:b/>
-        </w:rPr>
-        <w:t>e, DR-343</w:t>
-      </w:r>
-      <w:r>
-        <w:t xml:space="preserve"> </w:t>
-      </w:r>
-      <w:r>
-        <w:t>[</w:t>
-      </w:r>
-      <w:hyperlink r:id="rId22" w:history="1">
-        <w:r>
-          <w:rPr>
-            <w:rStyle w:val="Hyperlink"/>
-          </w:rPr>
-          <w:t>Fill in PDF</w:t>
-        </w:r>
-      </w:hyperlink>
-      <w:r>
-        <w:t>]</w:t>
-      </w:r>
-      <w:r>
-        <w:rPr>
-          <w:b/>
-        </w:rPr>
-        <w:br/>
-      </w:r>
-      <w:r>
-        <w:t>public.courts.alaska.gov/web/forms/docs/dr-343.pdf</w:t>
-      </w:r>
-    </w:p>
-    <w:p>
-      <w:pPr>
-        <w:pStyle w:val="ListParagraph"/>
-        <w:numPr>
-          <w:ilvl w:val="1"/>
-          <w:numId w:val="1"/>
-        </w:numPr>
-        <w:ind w:left="780"/>
-        <w:rPr>
-          <w:b/>
-        </w:rPr>
-      </w:pPr>
-      <w:r>
-        <w:rPr>
-          <w:b/>
-        </w:rPr>
-        <w:t>Notice</w:t>
-      </w:r>
-      <w:r>
-        <w:rPr>
-          <w:b/>
-        </w:rPr>
-        <w:t xml:space="preserve"> </w:t>
-      </w:r>
-      <w:r>
-        <w:rPr>
-          <w:b/>
-        </w:rPr>
-        <w:t>of</w:t>
-      </w:r>
-      <w:r>
-        <w:rPr>
-          <w:b/>
-        </w:rPr>
-        <w:t xml:space="preserve"> </w:t>
-      </w:r>
-      <w:r>
-        <w:rPr>
-          <w:b/>
-        </w:rPr>
-        <w:t>Registration</w:t>
-      </w:r>
-      <w:r>
-        <w:rPr>
-          <w:b/>
-        </w:rPr>
-        <w:t xml:space="preserve"> </w:t>
-      </w:r>
-      <w:r>
-        <w:rPr>
-          <w:b/>
-        </w:rPr>
-        <w:t>of</w:t>
-      </w:r>
-      <w:r>
-        <w:rPr>
-          <w:b/>
-        </w:rPr>
-        <w:t xml:space="preserve"> </w:t>
-      </w:r>
-      <w:r>
-        <w:rPr>
-          <w:b/>
-        </w:rPr>
-        <w:t>Another</w:t>
-      </w:r>
-      <w:r>
-        <w:rPr>
-          <w:b/>
-        </w:rPr>
-        <w:t xml:space="preserve"> </w:t>
-      </w:r>
-      <w:r>
-        <w:rPr>
-          <w:b/>
-        </w:rPr>
-        <w:t>State's</w:t>
-      </w:r>
-      <w:r>
-        <w:rPr>
-          <w:b/>
-        </w:rPr>
-        <w:t xml:space="preserve"> </w:t>
-      </w:r>
-      <w:r>
-        <w:rPr>
-          <w:b/>
-        </w:rPr>
-        <w:t>Support</w:t>
-      </w:r>
-      <w:r>
-        <w:rPr>
-          <w:b/>
-        </w:rPr>
-        <w:t xml:space="preserve"> </w:t>
-      </w:r>
-      <w:r>
-        <w:rPr>
-          <w:b/>
-        </w:rPr>
-        <w:t>Orde</w:t>
-      </w:r>
-      <w:r>
-        <w:rPr>
-          <w:b/>
-        </w:rPr>
-        <w:t>r, DR-344</w:t>
-      </w:r>
-      <w:r>
-        <w:t xml:space="preserve"> </w:t>
-      </w:r>
-      <w:r>
-        <w:t>[</w:t>
-      </w:r>
-      <w:hyperlink r:id="rId23" w:history="1">
-        <w:r>
-          <w:rPr>
-            <w:rStyle w:val="Hyperlink"/>
-          </w:rPr>
-          <w:t>Fill in PDF</w:t>
-        </w:r>
-      </w:hyperlink>
-      <w:r>
-        <w:t>]</w:t>
-      </w:r>
-      <w:r>
-        <w:rPr>
-          <w:b/>
-        </w:rPr>
-        <w:br/>
-      </w:r>
-      <w:r>
-        <w:t>public.courts.alaska.gov/web/forms/docs/dr-344.pdf</w:t>
-      </w:r>
-      <w:r>
-        <w:br/>
-        <w:t>Completed</w:t>
-      </w:r>
-      <w:r>
-        <w:t xml:space="preserve"> </w:t>
-      </w:r>
-      <w:r>
-        <w:t>except</w:t>
-      </w:r>
-      <w:r>
-        <w:t xml:space="preserve"> </w:t>
-      </w:r>
-      <w:r>
-        <w:t>for</w:t>
-      </w:r>
-      <w:r>
-        <w:t xml:space="preserve"> </w:t>
-      </w:r>
-      <w:r>
-        <w:t>the</w:t>
-      </w:r>
-      <w:r>
-        <w:t xml:space="preserve"> </w:t>
-      </w:r>
-      <w:r>
-        <w:t>date</w:t>
-      </w:r>
-      <w:r>
-        <w:t xml:space="preserve"> </w:t>
-      </w:r>
-      <w:r>
-        <w:t>and</w:t>
-      </w:r>
-      <w:r>
-        <w:t xml:space="preserve"> </w:t>
-      </w:r>
-      <w:r>
-        <w:t>clerk's</w:t>
-      </w:r>
-      <w:r>
-        <w:t xml:space="preserve"> </w:t>
-      </w:r>
-      <w:r>
-        <w:t>signature</w:t>
-      </w:r>
-    </w:p>
-    <w:p>
-      <w:pPr>
-        <w:pStyle w:val="ListParagraph"/>
-        <w:numPr>
-          <w:ilvl w:val="1"/>
-          <w:numId w:val="1"/>
-        </w:numPr>
-        <w:ind w:left="780"/>
-      </w:pPr>
-      <w:r>
-        <w:rPr>
-          <w:b/>
-        </w:rPr>
-        <w:t>Request</w:t>
-      </w:r>
-      <w:r>
-        <w:rPr>
-          <w:b/>
-        </w:rPr>
-        <w:t xml:space="preserve"> </w:t>
-      </w:r>
-      <w:r>
-        <w:rPr>
-          <w:b/>
-        </w:rPr>
-        <w:t>for</w:t>
-      </w:r>
-      <w:r>
-        <w:rPr>
-          <w:b/>
-        </w:rPr>
-        <w:t xml:space="preserve"> </w:t>
-      </w:r>
-      <w:r>
-        <w:rPr>
-          <w:b/>
-        </w:rPr>
-        <w:t>Hearing</w:t>
-      </w:r>
-      <w:r>
-        <w:rPr>
-          <w:b/>
-        </w:rPr>
-        <w:t xml:space="preserve"> </w:t>
-      </w:r>
-      <w:r>
-        <w:rPr>
-          <w:b/>
-        </w:rPr>
-        <w:t>About</w:t>
-      </w:r>
-      <w:r>
-        <w:rPr>
-          <w:b/>
-        </w:rPr>
-        <w:t xml:space="preserve"> </w:t>
-      </w:r>
-      <w:r>
-        <w:rPr>
-          <w:b/>
-        </w:rPr>
-        <w:t>Registered</w:t>
-      </w:r>
-      <w:r>
-        <w:rPr>
-          <w:b/>
-        </w:rPr>
-        <w:t xml:space="preserve"> </w:t>
-      </w:r>
-      <w:r>
-        <w:rPr>
-          <w:b/>
-        </w:rPr>
-        <w:t>Child</w:t>
-      </w:r>
-      <w:r>
-        <w:rPr>
-          <w:b/>
-        </w:rPr>
-        <w:t xml:space="preserve"> </w:t>
-      </w:r>
-      <w:r>
-        <w:rPr>
-          <w:b/>
-        </w:rPr>
-        <w:t>Support</w:t>
-      </w:r>
-      <w:r>
-        <w:rPr>
-          <w:b/>
-        </w:rPr>
-        <w:t xml:space="preserve"> </w:t>
-      </w:r>
-      <w:r>
-        <w:rPr>
-          <w:b/>
-        </w:rPr>
-        <w:t>Orde</w:t>
-      </w:r>
-      <w:r>
-        <w:rPr>
-          <w:b/>
-        </w:rPr>
-        <w:t xml:space="preserve">r, DR-345 </w:t>
-      </w:r>
-      <w:r>
-        <w:t>[</w:t>
-      </w:r>
-      <w:hyperlink r:id="rId24" w:history="1">
-        <w:r>
-          <w:rPr>
-            <w:rStyle w:val="Hyperlink"/>
-          </w:rPr>
-          <w:t>Fill in PDF</w:t>
-        </w:r>
-      </w:hyperlink>
-      <w:r>
-        <w:t>]</w:t>
-      </w:r>
-      <w:r>
-        <w:br/>
-        <w:t>public.courts.alaska.gov/web/forms/docs/dr-345.pdf</w:t>
-      </w:r>
-      <w:r>
-        <w:br/>
-        <w:t>Only</w:t>
-      </w:r>
-      <w:r>
-        <w:t xml:space="preserve"> </w:t>
-      </w:r>
-      <w:r>
-        <w:t>fill</w:t>
-      </w:r>
-      <w:r>
-        <w:t xml:space="preserve"> </w:t>
-      </w:r>
-      <w:r>
-        <w:t>in</w:t>
-      </w:r>
-      <w:r>
-        <w:t xml:space="preserve"> </w:t>
-      </w:r>
-      <w:r>
-        <w:t>the</w:t>
-      </w:r>
-      <w:r>
-        <w:t xml:space="preserve"> </w:t>
-      </w:r>
-      <w:r>
-        <w:t>Petitioner's</w:t>
-      </w:r>
-      <w:r>
-        <w:t xml:space="preserve"> </w:t>
-      </w:r>
-      <w:r>
-        <w:t>and</w:t>
-      </w:r>
-      <w:r>
-        <w:t xml:space="preserve"> </w:t>
-      </w:r>
-      <w:r>
-        <w:t>Respondent's</w:t>
-      </w:r>
-      <w:r>
-        <w:t xml:space="preserve"> </w:t>
-      </w:r>
-      <w:r>
-        <w:t>names</w:t>
-      </w:r>
-      <w:r>
-        <w:t xml:space="preserve"> </w:t>
-      </w:r>
-      <w:r>
-        <w:t>in</w:t>
-      </w:r>
-      <w:r>
-        <w:t xml:space="preserve"> </w:t>
-      </w:r>
-      <w:r>
-        <w:t>the</w:t>
-      </w:r>
-      <w:r>
-        <w:t xml:space="preserve"> </w:t>
-      </w:r>
-      <w:r>
-        <w:t>caption</w:t>
-      </w:r>
-      <w:r>
-        <w:t xml:space="preserve"> </w:t>
-      </w:r>
-      <w:r>
-        <w:t>at</w:t>
-      </w:r>
-      <w:r>
-        <w:t xml:space="preserve"> </w:t>
-      </w:r>
-      <w:r>
-        <w:t>the</w:t>
-      </w:r>
-      <w:r>
-        <w:t xml:space="preserve"> </w:t>
-      </w:r>
-      <w:r>
-        <w:t>top</w:t>
-      </w:r>
-      <w:r>
-        <w:t xml:space="preserve"> </w:t>
-      </w:r>
-      <w:r>
-        <w:t>left</w:t>
-      </w:r>
-      <w:r>
-        <w:t>. L</w:t>
-      </w:r>
-      <w:r>
-        <w:t>eave</w:t>
-      </w:r>
-      <w:r>
-        <w:t xml:space="preserve"> </w:t>
-      </w:r>
-      <w:r>
-        <w:t>the</w:t>
-      </w:r>
-      <w:r>
-        <w:t xml:space="preserve"> </w:t>
-      </w:r>
-      <w:r>
-        <w:t>rest</w:t>
-      </w:r>
-      <w:r>
-        <w:t xml:space="preserve"> </w:t>
-      </w:r>
-      <w:r>
-        <w:t>blank</w:t>
-      </w:r>
-      <w:r>
-        <w:t>.</w:t>
-      </w:r>
-    </w:p>
-    <w:p>
-      <w:pPr>
-        <w:pStyle w:val="ListParagraph"/>
-        <w:numPr>
-          <w:ilvl w:val="1"/>
-          <w:numId w:val="1"/>
-        </w:numPr>
-        <w:ind w:left="780"/>
-        <w:rPr>
-          <w:b/>
-        </w:rPr>
-      </w:pPr>
-      <w:bookmarkStart w:id="4" w:name="_Hlk230854822"/>
-      <w:r>
-        <w:rPr>
-          <w:b/>
-        </w:rPr>
-        <w:t>Confirmation</w:t>
-      </w:r>
-      <w:r>
-        <w:rPr>
-          <w:b/>
-        </w:rPr>
-        <w:t xml:space="preserve"> </w:t>
-      </w:r>
-      <w:r>
-        <w:rPr>
-          <w:b/>
-        </w:rPr>
-        <w:t>of</w:t>
-      </w:r>
-      <w:r>
-        <w:rPr>
-          <w:b/>
-        </w:rPr>
-        <w:t xml:space="preserve"> </w:t>
-      </w:r>
-      <w:r>
-        <w:rPr>
-          <w:b/>
-        </w:rPr>
-        <w:t>Registered</w:t>
-      </w:r>
-      <w:r>
-        <w:rPr>
-          <w:b/>
-        </w:rPr>
-        <w:t xml:space="preserve"> </w:t>
-      </w:r>
-      <w:r>
-        <w:rPr>
-          <w:b/>
-        </w:rPr>
-        <w:t>Support</w:t>
-      </w:r>
-      <w:r>
-        <w:rPr>
-          <w:b/>
-        </w:rPr>
-        <w:t xml:space="preserve"> </w:t>
-      </w:r>
-      <w:r>
-        <w:rPr>
-          <w:b/>
-        </w:rPr>
-        <w:t>Orde</w:t>
-      </w:r>
-      <w:r>
-        <w:rPr>
-          <w:b/>
-        </w:rPr>
-        <w:t>r, DR-347</w:t>
-      </w:r>
-      <w:r>
-        <w:t xml:space="preserve"> </w:t>
-      </w:r>
-      <w:r>
-        <w:t>[</w:t>
-      </w:r>
-      <w:hyperlink r:id="rId25" w:history="1">
-        <w:r>
-          <w:rPr>
-            <w:rStyle w:val="Hyperlink"/>
-          </w:rPr>
-          <w:t>Fill in PDF</w:t>
-        </w:r>
-      </w:hyperlink>
-      <w:r>
-        <w:t>]</w:t>
-      </w:r>
-      <w:r>
-        <w:br/>
-        <w:t>public.courts.alaska.gov/web/forms/docs/dr-347.pdf</w:t>
-      </w:r>
-    </w:p>
-    <w:bookmarkEnd w:id="4"/>
-    <w:p>
-      <w:pPr>
-        <w:pStyle w:val="Heading3"/>
-      </w:pPr>
-      <w:r>
-        <w:t>Tell the court how you want it to deliver the documents to the other parent</w:t>
-      </w:r>
-    </w:p>
-    <w:p>
-      <w:pPr>
-        <w:pStyle w:val="Body"/>
-      </w:pPr>
-      <w:r>
-        <w:t xml:space="preserve">The options are: </w:t>
-      </w:r>
-    </w:p>
-    <w:p>
-      <w:pPr>
-        <w:pStyle w:val="ListParagraph"/>
-        <w:numPr>
-          <w:ilvl w:val="0"/>
-          <w:numId w:val="1"/>
-        </w:numPr>
-        <w:ind w:left="418"/>
-      </w:pPr>
-      <w:r>
-        <w:rPr>
-          <w:b/>
-        </w:rPr>
-        <w:lastRenderedPageBreak/>
-        <w:t>1st</w:t>
-      </w:r>
-      <w:r>
-        <w:rPr>
-          <w:b/>
-        </w:rPr>
-        <w:t xml:space="preserve"> </w:t>
-      </w:r>
-      <w:r>
-        <w:rPr>
-          <w:b/>
-        </w:rPr>
-        <w:t>class</w:t>
-      </w:r>
-      <w:r>
-        <w:rPr>
-          <w:b/>
-        </w:rPr>
-        <w:t xml:space="preserve"> </w:t>
-      </w:r>
-      <w:r>
-        <w:rPr>
-          <w:b/>
-        </w:rPr>
-        <w:t>US</w:t>
-      </w:r>
-      <w:r>
-        <w:rPr>
-          <w:b/>
-        </w:rPr>
-        <w:t xml:space="preserve"> </w:t>
-      </w:r>
-      <w:r>
-        <w:rPr>
-          <w:b/>
-        </w:rPr>
-        <w:t>mail</w:t>
-      </w:r>
-      <w:r>
-        <w:t xml:space="preserve"> which is free: </w:t>
-      </w:r>
-      <w:r>
-        <w:br/>
-        <w:t>Give the clerk at the court:</w:t>
-      </w:r>
-    </w:p>
-    <w:p>
-      <w:pPr>
-        <w:pStyle w:val="ListParagraph"/>
-        <w:numPr>
-          <w:ilvl w:val="1"/>
-          <w:numId w:val="1"/>
-        </w:numPr>
-        <w:ind w:left="870"/>
-      </w:pPr>
-      <w:r>
-        <w:t>the packet of forms to register a foreign order</w:t>
-      </w:r>
-    </w:p>
-    <w:p>
-      <w:pPr>
-        <w:pStyle w:val="ListParagraph"/>
-        <w:numPr>
-          <w:ilvl w:val="1"/>
-          <w:numId w:val="1"/>
-        </w:numPr>
-        <w:ind w:left="870"/>
-      </w:pPr>
-      <w:r>
-        <w:t>envelopes addressed to the opposing party</w:t>
-      </w:r>
-    </w:p>
-    <w:p>
-      <w:pPr>
-        <w:pStyle w:val="ListParagraph"/>
-        <w:numPr>
-          <w:ilvl w:val="1"/>
-          <w:numId w:val="1"/>
-        </w:numPr>
-        <w:ind w:left="870"/>
-      </w:pPr>
-      <w:r>
-        <w:t xml:space="preserve">a copy of all documents you are filling </w:t>
-      </w:r>
-      <w:r>
-        <w:rPr>
-          <w:b/>
-        </w:rPr>
-        <w:t>plus</w:t>
-      </w:r>
-      <w:r>
-        <w:t xml:space="preserve"> a </w:t>
-      </w:r>
-      <w:r>
-        <w:rPr>
-          <w:b/>
-        </w:rPr>
-        <w:t>Request</w:t>
-      </w:r>
-      <w:r>
-        <w:rPr>
-          <w:b/>
-        </w:rPr>
-        <w:t xml:space="preserve"> </w:t>
-      </w:r>
-      <w:r>
-        <w:rPr>
-          <w:b/>
-        </w:rPr>
-        <w:t>for</w:t>
-      </w:r>
-      <w:r>
-        <w:rPr>
-          <w:b/>
-        </w:rPr>
-        <w:t xml:space="preserve"> </w:t>
-      </w:r>
-      <w:r>
-        <w:rPr>
-          <w:b/>
-        </w:rPr>
-        <w:t>Hearing</w:t>
-      </w:r>
-      <w:r>
-        <w:t xml:space="preserve"> form for the opposing party</w:t>
-      </w:r>
-    </w:p>
-    <w:p>
-      <w:pPr>
-        <w:pStyle w:val="ListParagraph"/>
-        <w:numPr>
-          <w:ilvl w:val="0"/>
-          <w:numId w:val="1"/>
-        </w:numPr>
-        <w:ind w:left="418"/>
-      </w:pPr>
-      <w:r>
-        <w:rPr>
-          <w:b/>
-        </w:rPr>
-        <w:t>Certified</w:t>
-      </w:r>
-      <w:r>
-        <w:rPr>
-          <w:b/>
-        </w:rPr>
-        <w:t xml:space="preserve"> </w:t>
-      </w:r>
-      <w:r>
-        <w:rPr>
-          <w:b/>
-        </w:rPr>
-        <w:t>mail</w:t>
-      </w:r>
-      <w:r>
-        <w:t xml:space="preserve"> which you have to pay for: </w:t>
-      </w:r>
-    </w:p>
-    <w:p>
-      <w:pPr>
-        <w:pStyle w:val="ListParagraph"/>
-        <w:numPr>
-          <w:ilvl w:val="1"/>
-          <w:numId w:val="1"/>
-        </w:numPr>
-        <w:ind w:left="870"/>
-      </w:pPr>
-      <w:r>
-        <w:t xml:space="preserve"> Before coming to court, </w:t>
-      </w:r>
-    </w:p>
-    <w:p>
-      <w:pPr>
-        <w:pStyle w:val="ListParagraph"/>
-        <w:numPr>
-          <w:ilvl w:val="2"/>
-          <w:numId w:val="1"/>
-        </w:numPr>
-        <w:ind w:left="1320"/>
-      </w:pPr>
-      <w:r>
-        <w:t>go to the Post Office and get the forms for "certified mail", "restricted delivery", "return receipt requested."</w:t>
-      </w:r>
-    </w:p>
-    <w:p>
-      <w:pPr>
-        <w:pStyle w:val="ListParagraph"/>
-        <w:numPr>
-          <w:ilvl w:val="2"/>
-          <w:numId w:val="1"/>
-        </w:numPr>
-        <w:ind w:left="1320"/>
-      </w:pPr>
-      <w:r>
-        <w:t xml:space="preserve">Figure out how much it will cost to mail the forms by this method, and </w:t>
-      </w:r>
-    </w:p>
-    <w:p>
-      <w:pPr>
-        <w:pStyle w:val="ListParagraph"/>
-        <w:numPr>
-          <w:ilvl w:val="2"/>
-          <w:numId w:val="1"/>
-        </w:numPr>
-        <w:ind w:left="1320"/>
-      </w:pPr>
-      <w:r>
-        <w:t xml:space="preserve">Put the stamps on the envelope. </w:t>
-      </w:r>
-      <w:r>
-        <w:br/>
-        <w:t>If you do not provide the correct stamped envelope, your paperwork may be rejected.</w:t>
-      </w:r>
-    </w:p>
-    <w:p>
-      <w:pPr>
-        <w:pStyle w:val="ListParagraph"/>
-        <w:numPr>
-          <w:ilvl w:val="1"/>
-          <w:numId w:val="1"/>
-        </w:numPr>
-        <w:ind w:left="870"/>
-      </w:pPr>
-      <w:r>
-        <w:t>Give the clerk at the court:</w:t>
-      </w:r>
-    </w:p>
-    <w:p>
-      <w:pPr>
-        <w:pStyle w:val="ListParagraph"/>
-        <w:numPr>
-          <w:ilvl w:val="2"/>
-          <w:numId w:val="1"/>
-        </w:numPr>
-        <w:ind w:left="1320"/>
-      </w:pPr>
-      <w:r>
-        <w:tab/>
-        <w:t>the packet of forms to register a foreign order</w:t>
-      </w:r>
-    </w:p>
-    <w:p>
-      <w:pPr>
-        <w:pStyle w:val="ListParagraph"/>
-        <w:numPr>
-          <w:ilvl w:val="2"/>
-          <w:numId w:val="1"/>
-        </w:numPr>
-        <w:ind w:left="1320"/>
-      </w:pPr>
-      <w:r>
-        <w:t>envelopes addressed to the opposing party</w:t>
-      </w:r>
-    </w:p>
-    <w:p>
-      <w:pPr>
-        <w:pStyle w:val="ListParagraph"/>
-        <w:numPr>
-          <w:ilvl w:val="2"/>
-          <w:numId w:val="1"/>
-        </w:numPr>
-        <w:ind w:left="1320"/>
-      </w:pPr>
-      <w:r>
-        <w:tab/>
-        <w:t>a copy of all documents you are filling PLUS a Request for Hearing form for the opposing party</w:t>
-      </w:r>
-    </w:p>
-    <w:p>
-      <w:pPr>
-        <w:pStyle w:val="ListParagraph"/>
-        <w:numPr>
-          <w:ilvl w:val="2"/>
-          <w:numId w:val="1"/>
-        </w:numPr>
-        <w:ind w:left="1320"/>
-      </w:pPr>
-      <w:r>
-        <w:t xml:space="preserve">the filled-out mailing forms for certified mail, restricted delivery, return receipt requested from the Post Office for each of the people listed in the certificate of distribution on the Notice of Registration Order. </w:t>
-      </w:r>
-      <w:r>
-        <w:br/>
-        <w:t>On the green card, fill out your return address so you get the green card back later.</w:t>
-      </w:r>
-    </w:p>
-    <w:p>
-      <w:pPr>
-        <w:pStyle w:val="ListParagraph"/>
-        <w:numPr>
-          <w:ilvl w:val="2"/>
-          <w:numId w:val="1"/>
-        </w:numPr>
-        <w:ind w:left="1320"/>
-      </w:pPr>
-      <w:r>
-        <w:t>enough postage for the court to serve by certified mail, restricted delivery, return receipt requested.</w:t>
-      </w:r>
-    </w:p>
-    <w:p>
-      <w:pPr>
-        <w:pStyle w:val="ListParagraph"/>
-        <w:numPr>
-          <w:ilvl w:val="0"/>
-          <w:numId w:val="1"/>
-        </w:numPr>
-        <w:ind w:left="418"/>
-      </w:pPr>
-      <w:r>
-        <w:rPr>
-          <w:b/>
-        </w:rPr>
-        <w:t>Process</w:t>
-      </w:r>
-      <w:r>
-        <w:rPr>
-          <w:b/>
-        </w:rPr>
-        <w:t xml:space="preserve"> </w:t>
-      </w:r>
-      <w:r>
-        <w:rPr>
-          <w:b/>
-        </w:rPr>
-        <w:t>server</w:t>
-      </w:r>
-      <w:r>
-        <w:t xml:space="preserve"> which you have to arrange and pay for:</w:t>
-      </w:r>
-      <w:r>
-        <w:br/>
-        <w:t>Give the clerk:</w:t>
-      </w:r>
-    </w:p>
-    <w:p>
-      <w:pPr>
-        <w:pStyle w:val="ListParagraph"/>
-        <w:numPr>
-          <w:ilvl w:val="1"/>
-          <w:numId w:val="1"/>
-        </w:numPr>
-        <w:ind w:left="870"/>
-      </w:pPr>
-      <w:r>
-        <w:t>the packet of forms to register a foreign order</w:t>
-      </w:r>
-    </w:p>
-    <w:p>
-      <w:pPr>
-        <w:pStyle w:val="ListParagraph"/>
-        <w:numPr>
-          <w:ilvl w:val="1"/>
-          <w:numId w:val="1"/>
-        </w:numPr>
-        <w:ind w:left="870"/>
-      </w:pPr>
-      <w:r>
-        <w:t>service instructions for the specific process server you want the court to use. Read the instructions about "Personal Service By Process Server" in CIV-106.</w:t>
-      </w:r>
-    </w:p>
-    <w:p>
-      <w:pPr>
-        <w:pStyle w:val="Heading3"/>
-      </w:pPr>
-      <w:r>
-        <w:t>Pay the filing fee of $150 or ask the court to waive it</w:t>
-      </w:r>
-    </w:p>
-    <w:p>
-      <w:pPr>
-        <w:pStyle w:val="Body"/>
-      </w:pPr>
-      <w:r>
-        <w:lastRenderedPageBreak/>
-        <w:t xml:space="preserve">If you are registering </w:t>
-      </w:r>
-      <w:r>
-        <w:rPr>
-          <w:b/>
-        </w:rPr>
-        <w:t>both</w:t>
-      </w:r>
-      <w:r>
-        <w:t xml:space="preserve"> a foreign child custody order and a foreign support order together, or </w:t>
-      </w:r>
-      <w:r>
-        <w:rPr>
-          <w:b/>
-        </w:rPr>
-        <w:t>only</w:t>
-      </w:r>
-      <w:r>
-        <w:t xml:space="preserve"> a child custody order, the filing fee is $150.</w:t>
-      </w:r>
-    </w:p>
-    <w:p>
-      <w:pPr>
-        <w:pStyle w:val="Body"/>
-      </w:pPr>
-      <w:r>
-        <w:t xml:space="preserve">If you cannot afford $150, you can file a </w:t>
-      </w:r>
-      <w:r>
-        <w:rPr>
-          <w:b/>
-        </w:rPr>
-        <w:t>Request</w:t>
-      </w:r>
-      <w:r>
-        <w:rPr>
-          <w:b/>
-        </w:rPr>
-        <w:t xml:space="preserve"> </w:t>
-      </w:r>
-      <w:r>
-        <w:rPr>
-          <w:b/>
-        </w:rPr>
-        <w:t>for</w:t>
-      </w:r>
-      <w:r>
-        <w:rPr>
-          <w:b/>
-        </w:rPr>
-        <w:t xml:space="preserve"> </w:t>
-      </w:r>
-      <w:r>
-        <w:rPr>
-          <w:b/>
-        </w:rPr>
-        <w:t>Exemption</w:t>
-      </w:r>
-      <w:r>
-        <w:rPr>
-          <w:b/>
-        </w:rPr>
-        <w:t xml:space="preserve"> </w:t>
-      </w:r>
-      <w:r>
-        <w:rPr>
-          <w:b/>
-        </w:rPr>
-        <w:t>for</w:t>
-      </w:r>
-      <w:r>
-        <w:rPr>
-          <w:b/>
-        </w:rPr>
-        <w:t xml:space="preserve"> </w:t>
-      </w:r>
-      <w:r>
-        <w:rPr>
-          <w:b/>
-        </w:rPr>
-        <w:t>Payment</w:t>
-      </w:r>
-      <w:r>
-        <w:rPr>
-          <w:b/>
-        </w:rPr>
-        <w:t xml:space="preserve"> </w:t>
-      </w:r>
-      <w:r>
-        <w:rPr>
-          <w:b/>
-        </w:rPr>
-        <w:t>of</w:t>
-      </w:r>
-      <w:r>
-        <w:rPr>
-          <w:b/>
-        </w:rPr>
-        <w:t xml:space="preserve"> </w:t>
-      </w:r>
-      <w:r>
-        <w:rPr>
-          <w:b/>
-        </w:rPr>
-        <w:t>Fee</w:t>
-      </w:r>
-      <w:r>
-        <w:rPr>
-          <w:b/>
-        </w:rPr>
-        <w:t>s, TF-920</w:t>
-      </w:r>
-      <w:r>
-        <w:t xml:space="preserve"> </w:t>
-      </w:r>
-      <w:r>
-        <w:t>[</w:t>
-      </w:r>
-      <w:hyperlink r:id="rId26" w:history="1">
-        <w:r>
-          <w:rPr>
-            <w:rStyle w:val="Hyperlink"/>
-          </w:rPr>
-          <w:t>Fill in PDF</w:t>
-        </w:r>
-      </w:hyperlink>
-      <w:r>
-        <w:t>].</w:t>
-      </w:r>
-      <w:r>
-        <w:t xml:space="preserve"> </w:t>
-      </w:r>
-      <w:r>
-        <w:br/>
-      </w:r>
-      <w:hyperlink r:id="rId27" w:history="1">
         <w:r>
           <w:rPr>
             <w:rStyle w:val="Hyperlink"/>
@@ -3040,34 +924,34 @@
         <w:pStyle w:val="Body"/>
       </w:pPr>
       <w:r>
-        <w:t xml:space="preserve">If you are registering </w:t>
-      </w:r>
-      <w:r>
-        <w:rPr>
-          <w:b/>
-        </w:rPr>
-        <w:t>only</w:t>
-      </w:r>
-      <w:r>
-        <w:t xml:space="preserve"> a foreign support order, it is </w:t>
-      </w:r>
-      <w:r>
-        <w:rPr>
-          <w:b/>
-        </w:rPr>
-        <w:t>free</w:t>
-      </w:r>
-      <w:r>
-        <w:t>.</w:t>
+        <w:rPr>
+          <w:color w:val="FF0000"/>
+        </w:rPr>
+        <w:t>{</w:t>
+      </w:r>
+      <w:r>
+        <w:rPr>
+          <w:color w:val="FF0000"/>
+        </w:rPr>
+        <w:t>%</w:t>
+      </w:r>
+      <w:r>
+        <w:rPr>
+          <w:color w:val="FF0000"/>
+        </w:rPr>
+        <w:t>p endif %}</w:t>
+      </w:r>
+      <w:r>
+        <w:t xml:space="preserve"> </w:t>
       </w:r>
     </w:p>
     <w:sectPr>
-      <w:headerReference w:type="even" r:id="rId28"/>
-      <w:headerReference w:type="default" r:id="rId29"/>
-      <w:footerReference w:type="even" r:id="rId30"/>
-      <w:footerReference w:type="default" r:id="rId31"/>
-      <w:headerReference w:type="first" r:id="rId32"/>
-      <w:footerReference w:type="first" r:id="rId33"/>
+      <w:headerReference w:type="even" r:id="rId17"/>
+      <w:headerReference w:type="default" r:id="rId18"/>
+      <w:footerReference w:type="even" r:id="rId19"/>
+      <w:footerReference w:type="default" r:id="rId20"/>
+      <w:headerReference w:type="first" r:id="rId21"/>
+      <w:footerReference w:type="first" r:id="rId22"/>
       <w:pgSz w:w="12240" w:h="15840"/>
       <w:pgMar w:top="1440" w:right="1440" w:bottom="1440" w:left="1440" w:header="720" w:footer="720" w:gutter="0"/>
       <w:cols w:space="720"/>
@@ -3190,6 +1074,155 @@
 <file path=word/numbering.xml><?xml version="1.0" encoding="utf-8"?>
 <w:numbering xmlns:wpc="http://schemas.microsoft.com/office/word/2010/wordprocessingCanvas" xmlns:cx="http://schemas.microsoft.com/office/drawing/2014/chartex" xmlns:cx1="http://schemas.microsoft.com/office/drawing/2015/9/8/chartex" xmlns:cx2="http://schemas.microsoft.com/office/drawing/2015/10/21/chartex" xmlns:cx3="http://schemas.microsoft.com/office/drawing/2016/5/9/chartex" xmlns:cx4="http://schemas.microsoft.com/office/drawing/2016/5/10/chartex" xmlns:cx5="http://schemas.microsoft.com/office/drawing/2016/5/11/chartex" xmlns:cx6="http://schemas.microsoft.com/office/drawing/2016/5/12/chartex" xmlns:cx7="http://schemas.microsoft.com/office/drawing/2016/5/13/chartex" xmlns:cx8="http://schemas.microsoft.com/office/drawing/2016/5/14/chartex" xmlns:mc="http://schemas.openxmlformats.org/markup-compatibility/2006" xmlns:aink="http://schemas.microsoft.com/office/drawing/2016/ink" xmlns:am3d="http://schemas.microsoft.com/office/drawing/2017/model3d" xmlns:o="urn:schemas-microsoft-com:office:office" xmlns:r="http://schemas.openxmlformats.org/officeDocument/2006/relationships" xmlns:m="http://schemas.openxmlformats.org/officeDocument/2006/math" xmlns:v="urn:schemas-microsoft-com:vml" xmlns:wp14="http://schemas.microsoft.com/office/word/2010/wordprocessingDrawing" xmlns:wp="http://schemas.openxmlformats.org/drawingml/2006/wordprocessingDrawing" xmlns:w10="urn:schemas-microsoft-com:office:word" xmlns:w="http://schemas.openxmlformats.org/wordprocessingml/2006/main" xmlns:w14="http://schemas.microsoft.com/office/word/2010/wordml" xmlns:w15="http://schemas.microsoft.com/office/word/2012/wordml" xmlns:w16cex="http://schemas.microsoft.com/office/word/2018/wordml/cex" xmlns:w16cid="http://schemas.microsoft.com/office/word/2016/wordml/cid" xmlns:w16="http://schemas.microsoft.com/office/word/2018/wordml" xmlns:w16sdtdh="http://schemas.microsoft.com/office/word/2020/wordml/sdtdatahash" xmlns:w16se="http://schemas.microsoft.com/office/word/2015/wordml/symex" xmlns:wpg="http://schemas.microsoft.com/office/word/2010/wordprocessingGroup" xmlns:wpi="http://schemas.microsoft.com/office/word/2010/wordprocessingInk" xmlns:wne="http://schemas.microsoft.com/office/word/2006/wordml" xmlns:wps="http://schemas.microsoft.com/office/word/2010/wordprocessingShape" mc:Ignorable="w14 w15 w16se w16cid w16 w16cex w16sdtdh wp14">
   <w:abstractNum w:abstractNumId="0" w15:restartNumberingAfterBreak="0">
+    <w:nsid w:val="0792288E"/>
+    <w:multiLevelType w:val="multilevel"/>
+    <w:tmpl w:val="19425406"/>
+    <w:lvl w:ilvl="0">
+      <w:start w:val="1"/>
+      <w:numFmt w:val="bullet"/>
+      <w:lvlText w:val=""/>
+      <w:lvlJc w:val="left"/>
+      <w:pPr>
+        <w:tabs>
+          <w:tab w:val="num" w:pos="720"/>
+        </w:tabs>
+        <w:ind w:left="720" w:hanging="360"/>
+      </w:pPr>
+      <w:rPr>
+        <w:rFonts w:ascii="Symbol" w:hAnsi="Symbol" w:hint="default"/>
+        <w:sz w:val="20"/>
+      </w:rPr>
+    </w:lvl>
+    <w:lvl w:ilvl="1" w:tentative="1">
+      <w:start w:val="1"/>
+      <w:numFmt w:val="bullet"/>
+      <w:lvlText w:val="o"/>
+      <w:lvlJc w:val="left"/>
+      <w:pPr>
+        <w:tabs>
+          <w:tab w:val="num" w:pos="1440"/>
+        </w:tabs>
+        <w:ind w:left="1440" w:hanging="360"/>
+      </w:pPr>
+      <w:rPr>
+        <w:rFonts w:ascii="Courier New" w:hAnsi="Courier New" w:hint="default"/>
+        <w:sz w:val="20"/>
+      </w:rPr>
+    </w:lvl>
+    <w:lvl w:ilvl="2" w:tentative="1">
+      <w:start w:val="1"/>
+      <w:numFmt w:val="bullet"/>
+      <w:lvlText w:val=""/>
+      <w:lvlJc w:val="left"/>
+      <w:pPr>
+        <w:tabs>
+          <w:tab w:val="num" w:pos="2160"/>
+        </w:tabs>
+        <w:ind w:left="2160" w:hanging="360"/>
+      </w:pPr>
+      <w:rPr>
+        <w:rFonts w:ascii="Wingdings" w:hAnsi="Wingdings" w:hint="default"/>
+        <w:sz w:val="20"/>
+      </w:rPr>
+    </w:lvl>
+    <w:lvl w:ilvl="3" w:tentative="1">
+      <w:start w:val="1"/>
+      <w:numFmt w:val="bullet"/>
+      <w:lvlText w:val=""/>
+      <w:lvlJc w:val="left"/>
+      <w:pPr>
+        <w:tabs>
+          <w:tab w:val="num" w:pos="2880"/>
+        </w:tabs>
+        <w:ind w:left="2880" w:hanging="360"/>
+      </w:pPr>
+      <w:rPr>
+        <w:rFonts w:ascii="Wingdings" w:hAnsi="Wingdings" w:hint="default"/>
+        <w:sz w:val="20"/>
+      </w:rPr>
+    </w:lvl>
+    <w:lvl w:ilvl="4" w:tentative="1">
+      <w:start w:val="1"/>
+      <w:numFmt w:val="bullet"/>
+      <w:lvlText w:val=""/>
+      <w:lvlJc w:val="left"/>
+      <w:pPr>
+        <w:tabs>
+          <w:tab w:val="num" w:pos="3600"/>
+        </w:tabs>
+        <w:ind w:left="3600" w:hanging="360"/>
+      </w:pPr>
+      <w:rPr>
+        <w:rFonts w:ascii="Wingdings" w:hAnsi="Wingdings" w:hint="default"/>
+        <w:sz w:val="20"/>
+      </w:rPr>
+    </w:lvl>
+    <w:lvl w:ilvl="5" w:tentative="1">
+      <w:start w:val="1"/>
+      <w:numFmt w:val="bullet"/>
+      <w:lvlText w:val=""/>
+      <w:lvlJc w:val="left"/>
+      <w:pPr>
+        <w:tabs>
+          <w:tab w:val="num" w:pos="4320"/>
+        </w:tabs>
+        <w:ind w:left="4320" w:hanging="360"/>
+      </w:pPr>
+      <w:rPr>
+        <w:rFonts w:ascii="Wingdings" w:hAnsi="Wingdings" w:hint="default"/>
+        <w:sz w:val="20"/>
+      </w:rPr>
+    </w:lvl>
+    <w:lvl w:ilvl="6" w:tentative="1">
+      <w:start w:val="1"/>
+      <w:numFmt w:val="bullet"/>
+      <w:lvlText w:val=""/>
+      <w:lvlJc w:val="left"/>
+      <w:pPr>
+        <w:tabs>
+          <w:tab w:val="num" w:pos="5040"/>
+        </w:tabs>
+        <w:ind w:left="5040" w:hanging="360"/>
+      </w:pPr>
+      <w:rPr>
+        <w:rFonts w:ascii="Wingdings" w:hAnsi="Wingdings" w:hint="default"/>
+        <w:sz w:val="20"/>
+      </w:rPr>
+    </w:lvl>
+    <w:lvl w:ilvl="7" w:tentative="1">
+      <w:start w:val="1"/>
+      <w:numFmt w:val="bullet"/>
+      <w:lvlText w:val=""/>
+      <w:lvlJc w:val="left"/>
+      <w:pPr>
+        <w:tabs>
+          <w:tab w:val="num" w:pos="5760"/>
+        </w:tabs>
+        <w:ind w:left="5760" w:hanging="360"/>
+      </w:pPr>
+      <w:rPr>
+        <w:rFonts w:ascii="Wingdings" w:hAnsi="Wingdings" w:hint="default"/>
+        <w:sz w:val="20"/>
+      </w:rPr>
+    </w:lvl>
+    <w:lvl w:ilvl="8" w:tentative="1">
+      <w:start w:val="1"/>
+      <w:numFmt w:val="bullet"/>
+      <w:lvlText w:val=""/>
+      <w:lvlJc w:val="left"/>
+      <w:pPr>
+        <w:tabs>
+          <w:tab w:val="num" w:pos="6480"/>
+        </w:tabs>
+        <w:ind w:left="6480" w:hanging="360"/>
+      </w:pPr>
+      <w:rPr>
+        <w:rFonts w:ascii="Wingdings" w:hAnsi="Wingdings" w:hint="default"/>
+        <w:sz w:val="20"/>
+      </w:rPr>
+    </w:lvl>
+  </w:abstractNum>
+  <w:abstractNum w:abstractNumId="1" w15:restartNumberingAfterBreak="0">
     <w:nsid w:val="08C6366F"/>
     <w:multiLevelType w:val="hybridMultilevel"/>
     <w:tmpl w:val="D3561CAA"/>
@@ -3276,7 +1309,7 @@
       </w:pPr>
     </w:lvl>
   </w:abstractNum>
-  <w:abstractNum w:abstractNumId="1" w15:restartNumberingAfterBreak="0">
+  <w:abstractNum w:abstractNumId="2" w15:restartNumberingAfterBreak="0">
     <w:nsid w:val="0C357DD6"/>
     <w:multiLevelType w:val="hybridMultilevel"/>
     <w:tmpl w:val="D83AD7E4"/>
@@ -3367,7 +1400,7 @@
       </w:pPr>
     </w:lvl>
   </w:abstractNum>
-  <w:abstractNum w:abstractNumId="2" w15:restartNumberingAfterBreak="0">
+  <w:abstractNum w:abstractNumId="3" w15:restartNumberingAfterBreak="0">
     <w:nsid w:val="0DEA069D"/>
     <w:multiLevelType w:val="multilevel"/>
     <w:tmpl w:val="450C4EF6"/>
@@ -3508,7 +1541,7 @@
       </w:rPr>
     </w:lvl>
   </w:abstractNum>
-  <w:abstractNum w:abstractNumId="3" w15:restartNumberingAfterBreak="0">
+  <w:abstractNum w:abstractNumId="4" w15:restartNumberingAfterBreak="0">
     <w:nsid w:val="107C07BC"/>
     <w:multiLevelType w:val="hybridMultilevel"/>
     <w:tmpl w:val="EDBA8B9E"/>
@@ -3621,7 +1654,7 @@
       </w:rPr>
     </w:lvl>
   </w:abstractNum>
-  <w:abstractNum w:abstractNumId="4" w15:restartNumberingAfterBreak="0">
+  <w:abstractNum w:abstractNumId="5" w15:restartNumberingAfterBreak="0">
     <w:nsid w:val="15510218"/>
     <w:multiLevelType w:val="hybridMultilevel"/>
     <w:tmpl w:val="8EF49D20"/>
@@ -3711,7 +1744,156 @@
       </w:pPr>
     </w:lvl>
   </w:abstractNum>
-  <w:abstractNum w:abstractNumId="5" w15:restartNumberingAfterBreak="0">
+  <w:abstractNum w:abstractNumId="6" w15:restartNumberingAfterBreak="0">
+    <w:nsid w:val="191F6EC5"/>
+    <w:multiLevelType w:val="multilevel"/>
+    <w:tmpl w:val="AFFA81EA"/>
+    <w:lvl w:ilvl="0">
+      <w:start w:val="1"/>
+      <w:numFmt w:val="bullet"/>
+      <w:lvlText w:val=""/>
+      <w:lvlJc w:val="left"/>
+      <w:pPr>
+        <w:tabs>
+          <w:tab w:val="num" w:pos="720"/>
+        </w:tabs>
+        <w:ind w:left="720" w:hanging="360"/>
+      </w:pPr>
+      <w:rPr>
+        <w:rFonts w:ascii="Symbol" w:hAnsi="Symbol" w:hint="default"/>
+        <w:sz w:val="20"/>
+      </w:rPr>
+    </w:lvl>
+    <w:lvl w:ilvl="1" w:tentative="1">
+      <w:start w:val="1"/>
+      <w:numFmt w:val="bullet"/>
+      <w:lvlText w:val="o"/>
+      <w:lvlJc w:val="left"/>
+      <w:pPr>
+        <w:tabs>
+          <w:tab w:val="num" w:pos="1440"/>
+        </w:tabs>
+        <w:ind w:left="1440" w:hanging="360"/>
+      </w:pPr>
+      <w:rPr>
+        <w:rFonts w:ascii="Courier New" w:hAnsi="Courier New" w:hint="default"/>
+        <w:sz w:val="20"/>
+      </w:rPr>
+    </w:lvl>
+    <w:lvl w:ilvl="2" w:tentative="1">
+      <w:start w:val="1"/>
+      <w:numFmt w:val="bullet"/>
+      <w:lvlText w:val=""/>
+      <w:lvlJc w:val="left"/>
+      <w:pPr>
+        <w:tabs>
+          <w:tab w:val="num" w:pos="2160"/>
+        </w:tabs>
+        <w:ind w:left="2160" w:hanging="360"/>
+      </w:pPr>
+      <w:rPr>
+        <w:rFonts w:ascii="Wingdings" w:hAnsi="Wingdings" w:hint="default"/>
+        <w:sz w:val="20"/>
+      </w:rPr>
+    </w:lvl>
+    <w:lvl w:ilvl="3" w:tentative="1">
+      <w:start w:val="1"/>
+      <w:numFmt w:val="bullet"/>
+      <w:lvlText w:val=""/>
+      <w:lvlJc w:val="left"/>
+      <w:pPr>
+        <w:tabs>
+          <w:tab w:val="num" w:pos="2880"/>
+        </w:tabs>
+        <w:ind w:left="2880" w:hanging="360"/>
+      </w:pPr>
+      <w:rPr>
+        <w:rFonts w:ascii="Wingdings" w:hAnsi="Wingdings" w:hint="default"/>
+        <w:sz w:val="20"/>
+      </w:rPr>
+    </w:lvl>
+    <w:lvl w:ilvl="4" w:tentative="1">
+      <w:start w:val="1"/>
+      <w:numFmt w:val="bullet"/>
+      <w:lvlText w:val=""/>
+      <w:lvlJc w:val="left"/>
+      <w:pPr>
+        <w:tabs>
+          <w:tab w:val="num" w:pos="3600"/>
+        </w:tabs>
+        <w:ind w:left="3600" w:hanging="360"/>
+      </w:pPr>
+      <w:rPr>
+        <w:rFonts w:ascii="Wingdings" w:hAnsi="Wingdings" w:hint="default"/>
+        <w:sz w:val="20"/>
+      </w:rPr>
+    </w:lvl>
+    <w:lvl w:ilvl="5" w:tentative="1">
+      <w:start w:val="1"/>
+      <w:numFmt w:val="bullet"/>
+      <w:lvlText w:val=""/>
+      <w:lvlJc w:val="left"/>
+      <w:pPr>
+        <w:tabs>
+          <w:tab w:val="num" w:pos="4320"/>
+        </w:tabs>
+        <w:ind w:left="4320" w:hanging="360"/>
+      </w:pPr>
+      <w:rPr>
+        <w:rFonts w:ascii="Wingdings" w:hAnsi="Wingdings" w:hint="default"/>
+        <w:sz w:val="20"/>
+      </w:rPr>
+    </w:lvl>
+    <w:lvl w:ilvl="6" w:tentative="1">
+      <w:start w:val="1"/>
+      <w:numFmt w:val="bullet"/>
+      <w:lvlText w:val=""/>
+      <w:lvlJc w:val="left"/>
+      <w:pPr>
+        <w:tabs>
+          <w:tab w:val="num" w:pos="5040"/>
+        </w:tabs>
+        <w:ind w:left="5040" w:hanging="360"/>
+      </w:pPr>
+      <w:rPr>
+        <w:rFonts w:ascii="Wingdings" w:hAnsi="Wingdings" w:hint="default"/>
+        <w:sz w:val="20"/>
+      </w:rPr>
+    </w:lvl>
+    <w:lvl w:ilvl="7" w:tentative="1">
+      <w:start w:val="1"/>
+      <w:numFmt w:val="bullet"/>
+      <w:lvlText w:val=""/>
+      <w:lvlJc w:val="left"/>
+      <w:pPr>
+        <w:tabs>
+          <w:tab w:val="num" w:pos="5760"/>
+        </w:tabs>
+        <w:ind w:left="5760" w:hanging="360"/>
+      </w:pPr>
+      <w:rPr>
+        <w:rFonts w:ascii="Wingdings" w:hAnsi="Wingdings" w:hint="default"/>
+        <w:sz w:val="20"/>
+      </w:rPr>
+    </w:lvl>
+    <w:lvl w:ilvl="8" w:tentative="1">
+      <w:start w:val="1"/>
+      <w:numFmt w:val="bullet"/>
+      <w:lvlText w:val=""/>
+      <w:lvlJc w:val="left"/>
+      <w:pPr>
+        <w:tabs>
+          <w:tab w:val="num" w:pos="6480"/>
+        </w:tabs>
+        <w:ind w:left="6480" w:hanging="360"/>
+      </w:pPr>
+      <w:rPr>
+        <w:rFonts w:ascii="Wingdings" w:hAnsi="Wingdings" w:hint="default"/>
+        <w:sz w:val="20"/>
+      </w:rPr>
+    </w:lvl>
+  </w:abstractNum>
+  <w:abstractNum w:abstractNumId="7" w15:restartNumberingAfterBreak="0">
     <w:nsid w:val="253D4794"/>
     <w:multiLevelType w:val="multilevel"/>
     <w:tmpl w:val="8C80AB36"/>
@@ -3824,7 +2006,7 @@
       </w:rPr>
     </w:lvl>
   </w:abstractNum>
-  <w:abstractNum w:abstractNumId="6" w15:restartNumberingAfterBreak="0">
+  <w:abstractNum w:abstractNumId="8" w15:restartNumberingAfterBreak="0">
     <w:nsid w:val="27FF20A5"/>
     <w:multiLevelType w:val="hybridMultilevel"/>
     <w:tmpl w:val="9036D3D8"/>
@@ -3939,7 +2121,7 @@
       </w:rPr>
     </w:lvl>
   </w:abstractNum>
-  <w:abstractNum w:abstractNumId="7" w15:restartNumberingAfterBreak="0">
+  <w:abstractNum w:abstractNumId="9" w15:restartNumberingAfterBreak="0">
     <w:nsid w:val="296F3872"/>
     <w:multiLevelType w:val="hybridMultilevel"/>
     <w:tmpl w:val="5E9E6A2E"/>
@@ -4053,7 +2235,7 @@
       </w:rPr>
     </w:lvl>
   </w:abstractNum>
-  <w:abstractNum w:abstractNumId="8" w15:restartNumberingAfterBreak="0">
+  <w:abstractNum w:abstractNumId="10" w15:restartNumberingAfterBreak="0">
     <w:nsid w:val="4803540D"/>
     <w:multiLevelType w:val="hybridMultilevel"/>
     <w:tmpl w:val="CC58063A"/>
@@ -4167,7 +2349,7 @@
       </w:rPr>
     </w:lvl>
   </w:abstractNum>
-  <w:abstractNum w:abstractNumId="9" w15:restartNumberingAfterBreak="0">
+  <w:abstractNum w:abstractNumId="11" w15:restartNumberingAfterBreak="0">
     <w:nsid w:val="492F4D8F"/>
     <w:multiLevelType w:val="hybridMultilevel"/>
     <w:tmpl w:val="F62C94DE"/>
@@ -4281,7 +2463,7 @@
       </w:rPr>
     </w:lvl>
   </w:abstractNum>
-  <w:abstractNum w:abstractNumId="10" w15:restartNumberingAfterBreak="0">
+  <w:abstractNum w:abstractNumId="12" w15:restartNumberingAfterBreak="0">
     <w:nsid w:val="6B961852"/>
     <w:multiLevelType w:val="hybridMultilevel"/>
     <w:tmpl w:val="DAAECE10"/>
@@ -4374,41 +2556,199 @@
       </w:pPr>
     </w:lvl>
   </w:abstractNum>
+  <w:abstractNum w:abstractNumId="13" w15:restartNumberingAfterBreak="0">
+    <w:nsid w:val="743C7FC9"/>
+    <w:multiLevelType w:val="multilevel"/>
+    <w:tmpl w:val="0D8CF9CA"/>
+    <w:lvl w:ilvl="0">
+      <w:start w:val="1"/>
+      <w:numFmt w:val="bullet"/>
+      <w:lvlText w:val=""/>
+      <w:lvlJc w:val="left"/>
+      <w:pPr>
+        <w:tabs>
+          <w:tab w:val="num" w:pos="720"/>
+        </w:tabs>
+        <w:ind w:left="720" w:hanging="360"/>
+      </w:pPr>
+      <w:rPr>
+        <w:rFonts w:ascii="Symbol" w:hAnsi="Symbol" w:hint="default"/>
+        <w:sz w:val="20"/>
+      </w:rPr>
+    </w:lvl>
+    <w:lvl w:ilvl="1" w:tentative="1">
+      <w:start w:val="1"/>
+      <w:numFmt w:val="bullet"/>
+      <w:lvlText w:val="o"/>
+      <w:lvlJc w:val="left"/>
+      <w:pPr>
+        <w:tabs>
+          <w:tab w:val="num" w:pos="1440"/>
+        </w:tabs>
+        <w:ind w:left="1440" w:hanging="360"/>
+      </w:pPr>
+      <w:rPr>
+        <w:rFonts w:ascii="Courier New" w:hAnsi="Courier New" w:hint="default"/>
+        <w:sz w:val="20"/>
+      </w:rPr>
+    </w:lvl>
+    <w:lvl w:ilvl="2" w:tentative="1">
+      <w:start w:val="1"/>
+      <w:numFmt w:val="bullet"/>
+      <w:lvlText w:val=""/>
+      <w:lvlJc w:val="left"/>
+      <w:pPr>
+        <w:tabs>
+          <w:tab w:val="num" w:pos="2160"/>
+        </w:tabs>
+        <w:ind w:left="2160" w:hanging="360"/>
+      </w:pPr>
+      <w:rPr>
+        <w:rFonts w:ascii="Wingdings" w:hAnsi="Wingdings" w:hint="default"/>
+        <w:sz w:val="20"/>
+      </w:rPr>
+    </w:lvl>
+    <w:lvl w:ilvl="3" w:tentative="1">
+      <w:start w:val="1"/>
+      <w:numFmt w:val="bullet"/>
+      <w:lvlText w:val=""/>
+      <w:lvlJc w:val="left"/>
+      <w:pPr>
+        <w:tabs>
+          <w:tab w:val="num" w:pos="2880"/>
+        </w:tabs>
+        <w:ind w:left="2880" w:hanging="360"/>
+      </w:pPr>
+      <w:rPr>
+        <w:rFonts w:ascii="Wingdings" w:hAnsi="Wingdings" w:hint="default"/>
+        <w:sz w:val="20"/>
+      </w:rPr>
+    </w:lvl>
+    <w:lvl w:ilvl="4" w:tentative="1">
+      <w:start w:val="1"/>
+      <w:numFmt w:val="bullet"/>
+      <w:lvlText w:val=""/>
+      <w:lvlJc w:val="left"/>
+      <w:pPr>
+        <w:tabs>
+          <w:tab w:val="num" w:pos="3600"/>
+        </w:tabs>
+        <w:ind w:left="3600" w:hanging="360"/>
+      </w:pPr>
+      <w:rPr>
+        <w:rFonts w:ascii="Wingdings" w:hAnsi="Wingdings" w:hint="default"/>
+        <w:sz w:val="20"/>
+      </w:rPr>
+    </w:lvl>
+    <w:lvl w:ilvl="5" w:tentative="1">
+      <w:start w:val="1"/>
+      <w:numFmt w:val="bullet"/>
+      <w:lvlText w:val=""/>
+      <w:lvlJc w:val="left"/>
+      <w:pPr>
+        <w:tabs>
+          <w:tab w:val="num" w:pos="4320"/>
+        </w:tabs>
+        <w:ind w:left="4320" w:hanging="360"/>
+      </w:pPr>
+      <w:rPr>
+        <w:rFonts w:ascii="Wingdings" w:hAnsi="Wingdings" w:hint="default"/>
+        <w:sz w:val="20"/>
+      </w:rPr>
+    </w:lvl>
+    <w:lvl w:ilvl="6" w:tentative="1">
+      <w:start w:val="1"/>
+      <w:numFmt w:val="bullet"/>
+      <w:lvlText w:val=""/>
+      <w:lvlJc w:val="left"/>
+      <w:pPr>
+        <w:tabs>
+          <w:tab w:val="num" w:pos="5040"/>
+        </w:tabs>
+        <w:ind w:left="5040" w:hanging="360"/>
+      </w:pPr>
+      <w:rPr>
+        <w:rFonts w:ascii="Wingdings" w:hAnsi="Wingdings" w:hint="default"/>
+        <w:sz w:val="20"/>
+      </w:rPr>
+    </w:lvl>
+    <w:lvl w:ilvl="7" w:tentative="1">
+      <w:start w:val="1"/>
+      <w:numFmt w:val="bullet"/>
+      <w:lvlText w:val=""/>
+      <w:lvlJc w:val="left"/>
+      <w:pPr>
+        <w:tabs>
+          <w:tab w:val="num" w:pos="5760"/>
+        </w:tabs>
+        <w:ind w:left="5760" w:hanging="360"/>
+      </w:pPr>
+      <w:rPr>
+        <w:rFonts w:ascii="Wingdings" w:hAnsi="Wingdings" w:hint="default"/>
+        <w:sz w:val="20"/>
+      </w:rPr>
+    </w:lvl>
+    <w:lvl w:ilvl="8" w:tentative="1">
+      <w:start w:val="1"/>
+      <w:numFmt w:val="bullet"/>
+      <w:lvlText w:val=""/>
+      <w:lvlJc w:val="left"/>
+      <w:pPr>
+        <w:tabs>
+          <w:tab w:val="num" w:pos="6480"/>
+        </w:tabs>
+        <w:ind w:left="6480" w:hanging="360"/>
+      </w:pPr>
+      <w:rPr>
+        <w:rFonts w:ascii="Wingdings" w:hAnsi="Wingdings" w:hint="default"/>
+        <w:sz w:val="20"/>
+      </w:rPr>
+    </w:lvl>
+  </w:abstractNum>
   <w:num w:numId="1">
+    <w:abstractNumId w:val="9"/>
+  </w:num>
+  <w:num w:numId="2">
     <w:abstractNumId w:val="7"/>
   </w:num>
-  <w:num w:numId="2">
+  <w:num w:numId="3">
+    <w:abstractNumId w:val="8"/>
+  </w:num>
+  <w:num w:numId="4">
+    <w:abstractNumId w:val="3"/>
+  </w:num>
+  <w:num w:numId="5">
+    <w:abstractNumId w:val="12"/>
+  </w:num>
+  <w:num w:numId="6">
+    <w:abstractNumId w:val="11"/>
+  </w:num>
+  <w:num w:numId="7">
+    <w:abstractNumId w:val="10"/>
+  </w:num>
+  <w:num w:numId="8">
+    <w:abstractNumId w:val="1"/>
+  </w:num>
+  <w:num w:numId="9">
+    <w:abstractNumId w:val="9"/>
+  </w:num>
+  <w:num w:numId="10">
+    <w:abstractNumId w:val="2"/>
+  </w:num>
+  <w:num w:numId="11">
     <w:abstractNumId w:val="5"/>
   </w:num>
-  <w:num w:numId="3">
-    <w:abstractNumId w:val="6"/>
+  <w:num w:numId="12">
+    <w:abstractNumId w:val="4"/>
   </w:num>
-  <w:num w:numId="4">
-    <w:abstractNumId w:val="2"/>
+  <w:num w:numId="13">
+    <w:abstractNumId w:val="13"/>
   </w:num>
-  <w:num w:numId="5">
-    <w:abstractNumId w:val="10"/>
-  </w:num>
-  <w:num w:numId="6">
-    <w:abstractNumId w:val="9"/>
-  </w:num>
-  <w:num w:numId="7">
-    <w:abstractNumId w:val="8"/>
-  </w:num>
-  <w:num w:numId="8">
+  <w:num w:numId="14">
     <w:abstractNumId w:val="0"/>
   </w:num>
-  <w:num w:numId="9">
-    <w:abstractNumId w:val="7"/>
-  </w:num>
-  <w:num w:numId="10">
-    <w:abstractNumId w:val="1"/>
-  </w:num>
-  <w:num w:numId="11">
-    <w:abstractNumId w:val="4"/>
-  </w:num>
-  <w:num w:numId="12">
-    <w:abstractNumId w:val="3"/>
+  <w:num w:numId="15">
+    <w:abstractNumId w:val="6"/>
   </w:num>
   <w:numIdMacAtCleanup w:val="11"/>
 </w:numbering>

--- a/docassemble/AKA2JBranding/data/templates/register_order_content.docx
+++ b/docassemble/AKA2JBranding/data/templates/register_order_content.docx
@@ -473,7 +473,21 @@
         <w:rPr>
           <w:color w:val="FF0000"/>
         </w:rPr>
-        <w:t xml:space="preserve"> and foreign_court_type == 'other state'</w:t>
+        <w:t xml:space="preserve"> and </w:t>
+      </w:r>
+      <w:proofErr w:type="spellStart"/>
+      <w:r>
+        <w:rPr>
+          <w:color w:val="FF0000"/>
+        </w:rPr>
+        <w:t>foreign_court_type</w:t>
+      </w:r>
+      <w:proofErr w:type="spellEnd"/>
+      <w:r>
+        <w:rPr>
+          <w:color w:val="FF0000"/>
+        </w:rPr>
+        <w:t xml:space="preserve"> == 'other state'</w:t>
       </w:r>
       <w:r>
         <w:rPr>
@@ -607,7 +621,21 @@
         <w:rPr>
           <w:color w:val="FF0000"/>
         </w:rPr>
-        <w:t>' and foreign_court_type == 'tribal' %}</w:t>
+        <w:t xml:space="preserve">' and </w:t>
+      </w:r>
+      <w:proofErr w:type="spellStart"/>
+      <w:r>
+        <w:rPr>
+          <w:color w:val="FF0000"/>
+        </w:rPr>
+        <w:t>foreign_court_type</w:t>
+      </w:r>
+      <w:proofErr w:type="spellEnd"/>
+      <w:r>
+        <w:rPr>
+          <w:color w:val="FF0000"/>
+        </w:rPr>
+        <w:t xml:space="preserve"> == 'tribal' %}</w:t>
       </w:r>
     </w:p>
     <w:p>
@@ -687,122 +715,440 @@
     </w:p>
     <w:p>
       <w:pPr>
-        <w:pStyle w:val="Body"/>
-      </w:pPr>
-      <w:r>
-        <w:t xml:space="preserve">If you fill out your </w:t>
-      </w:r>
-      <w:r>
-        <w:t>forms</w:t>
-      </w:r>
-      <w:r>
-        <w:t xml:space="preserve"> on a computer and file them with TrueFiling, you can sign your forms electronically. Type “/s/ your name” on the signature line. For example, Zoe Lee’s signature would be "/s/ Zoe Lee."</w:t>
+        <w:pStyle w:val="Example"/>
+        <w:rPr>
+          <w:color w:val="auto"/>
+        </w:rPr>
+      </w:pPr>
+      <w:r>
+        <w:t>Important - signing your documents</w:t>
       </w:r>
     </w:p>
     <w:p>
       <w:pPr>
-        <w:pStyle w:val="Body"/>
-      </w:pPr>
-      <w:r>
-        <w:lastRenderedPageBreak/>
-        <w:t>If you fill out paper copies of the forms, or do not file them with TrueFiling, read</w:t>
-      </w:r>
-      <w:r>
-        <w:t xml:space="preserve"> {{ sign_step.subject }}</w:t>
+        <w:rPr>
+          <w:rFonts w:ascii="Helvetica" w:eastAsiaTheme="minorHAnsi" w:hAnsi="Helvetica" w:cs="Helvetica"/>
+          <w:sz w:val="24"/>
+          <w:szCs w:val="24"/>
+        </w:rPr>
+      </w:pPr>
+      <w:r>
+        <w:rPr>
+          <w:rFonts w:ascii="Helvetica" w:eastAsiaTheme="minorHAnsi" w:hAnsi="Helvetica" w:cs="Helvetica"/>
+          <w:color w:val="FF0000"/>
+          <w:sz w:val="24"/>
+          <w:szCs w:val="24"/>
+        </w:rPr>
+        <w:t>{%p</w:t>
+      </w:r>
+      <w:r>
+        <w:rPr>
+          <w:rFonts w:ascii="Helvetica" w:eastAsiaTheme="minorHAnsi" w:hAnsi="Helvetica" w:cs="Helvetica"/>
+          <w:color w:val="FF0000"/>
+          <w:sz w:val="24"/>
+          <w:szCs w:val="24"/>
+        </w:rPr>
+        <w:t xml:space="preserve"> if filling_manner in('electronically', 'dunno') and filing_method in('efiling', 'dunno')</w:t>
+      </w:r>
+      <w:r>
+        <w:rPr>
+          <w:rFonts w:ascii="Helvetica" w:eastAsiaTheme="minorHAnsi" w:hAnsi="Helvetica" w:cs="Helvetica"/>
+          <w:color w:val="FF0000"/>
+          <w:sz w:val="24"/>
+          <w:szCs w:val="24"/>
+        </w:rPr>
+        <w:t xml:space="preserve"> %}</w:t>
       </w:r>
     </w:p>
     <w:p>
       <w:pPr>
-        <w:pStyle w:val="Body"/>
-      </w:pPr>
-      <w:r>
-        <w:rPr>
-          <w:color w:val="FF0000"/>
-        </w:rPr>
-        <w:t>{</w:t>
-      </w:r>
-      <w:r>
-        <w:rPr>
-          <w:color w:val="FF0000"/>
-        </w:rPr>
-        <w:t>%</w:t>
-      </w:r>
-      <w:r>
-        <w:rPr>
-          <w:color w:val="FF0000"/>
-        </w:rPr>
-        <w:t>p if user_need == '</w:t>
-      </w:r>
-      <w:r>
-        <w:rPr>
-          <w:color w:val="FF0000"/>
-        </w:rPr>
-        <w:t>change foreign custody order</w:t>
-      </w:r>
-      <w:r>
-        <w:rPr>
-          <w:color w:val="FF0000"/>
-        </w:rPr>
-        <w:t xml:space="preserve">' </w:t>
-      </w:r>
-      <w:r>
-        <w:rPr>
-          <w:color w:val="FF0000"/>
-        </w:rPr>
-        <w:t>%}</w:t>
+        <w:pStyle w:val="ExampleorImportantblock"/>
+      </w:pPr>
+      <w:r>
+        <w:lastRenderedPageBreak/>
+        <w:t>If you fill out your forms on a computer and file them with TrueFiling, you can sign your forms electronically. Type “/s/ your name” on the signature line. For example, Zoe Lee’s signature would be "/s/ Zoe Lee."</w:t>
       </w:r>
     </w:p>
     <w:p>
       <w:pPr>
-        <w:pStyle w:val="Heading3"/>
-      </w:pPr>
-      <w:r>
-        <w:t>Pay the filing fee of $150 or ask the court to waive it</w:t>
+        <w:rPr>
+          <w:rFonts w:ascii="Helvetica" w:eastAsiaTheme="minorHAnsi" w:hAnsi="Helvetica" w:cs="Helvetica"/>
+          <w:sz w:val="24"/>
+          <w:szCs w:val="24"/>
+        </w:rPr>
+      </w:pPr>
+      <w:r>
+        <w:rPr>
+          <w:rFonts w:ascii="Helvetica" w:eastAsiaTheme="minorHAnsi" w:hAnsi="Helvetica" w:cs="Helvetica"/>
+          <w:color w:val="FFC000"/>
+          <w:sz w:val="24"/>
+          <w:szCs w:val="24"/>
+        </w:rPr>
+        <w:t>{%p</w:t>
+      </w:r>
+      <w:r>
+        <w:rPr>
+          <w:rFonts w:ascii="Helvetica" w:eastAsiaTheme="minorHAnsi" w:hAnsi="Helvetica" w:cs="Helvetica"/>
+          <w:color w:val="FFC000"/>
+          <w:sz w:val="24"/>
+          <w:szCs w:val="24"/>
+        </w:rPr>
+        <w:t xml:space="preserve"> if</w:t>
+      </w:r>
+      <w:r>
+        <w:rPr>
+          <w:rFonts w:ascii="Helvetica" w:eastAsiaTheme="minorHAnsi" w:hAnsi="Helvetica" w:cs="Helvetica"/>
+          <w:color w:val="FFC000"/>
+          <w:sz w:val="24"/>
+          <w:szCs w:val="24"/>
+        </w:rPr>
+        <w:t xml:space="preserve"> </w:t>
+      </w:r>
+      <w:r>
+        <w:rPr>
+          <w:rFonts w:ascii="Helvetica" w:eastAsiaTheme="minorHAnsi" w:hAnsi="Helvetica" w:cs="Helvetica"/>
+          <w:color w:val="FFC000"/>
+          <w:sz w:val="24"/>
+          <w:szCs w:val="24"/>
+        </w:rPr>
+        <w:t>filling_manner == 'electronically'</w:t>
+      </w:r>
+      <w:r>
+        <w:rPr>
+          <w:rFonts w:ascii="Helvetica" w:eastAsiaTheme="minorHAnsi" w:hAnsi="Helvetica" w:cs="Helvetica"/>
+          <w:color w:val="FFC000"/>
+          <w:sz w:val="24"/>
+          <w:szCs w:val="24"/>
+        </w:rPr>
+        <w:t xml:space="preserve"> and</w:t>
+      </w:r>
+      <w:r>
+        <w:rPr>
+          <w:rFonts w:ascii="Helvetica" w:eastAsiaTheme="minorHAnsi" w:hAnsi="Helvetica" w:cs="Helvetica"/>
+          <w:color w:val="FFC000"/>
+          <w:sz w:val="24"/>
+          <w:szCs w:val="24"/>
+        </w:rPr>
+        <w:t xml:space="preserve"> filing_method == 'efiling'</w:t>
+      </w:r>
+      <w:r>
+        <w:rPr>
+          <w:rFonts w:ascii="Helvetica" w:eastAsiaTheme="minorHAnsi" w:hAnsi="Helvetica" w:cs="Helvetica"/>
+          <w:color w:val="FFC000"/>
+          <w:sz w:val="24"/>
+          <w:szCs w:val="24"/>
+        </w:rPr>
+        <w:t xml:space="preserve"> %}</w:t>
       </w:r>
     </w:p>
     <w:p>
       <w:pPr>
-        <w:pStyle w:val="Body"/>
-      </w:pPr>
-      <w:r>
-        <w:t>The fee to register a</w:t>
-      </w:r>
-      <w:r>
-        <w:t xml:space="preserve"> </w:t>
-      </w:r>
-      <w:r>
-        <w:t>custody order</w:t>
-      </w:r>
-      <w:r>
-        <w:t xml:space="preserve"> </w:t>
-      </w:r>
-      <w:r>
-        <w:t xml:space="preserve">from {{ "a tribal court" if </w:t>
-      </w:r>
-      <w:r>
-        <w:t xml:space="preserve">foreign_court_type == 'tribal' </w:t>
-      </w:r>
-      <w:r>
-        <w:t>else "another state</w:t>
-      </w:r>
-      <w:r>
-        <w:t xml:space="preserve"> or tribe</w:t>
-      </w:r>
-      <w:r>
-        <w:t>" }}</w:t>
-      </w:r>
-      <w:r>
-        <w:t xml:space="preserve"> is </w:t>
-      </w:r>
-      <w:r>
-        <w:t>$150.</w:t>
+        <w:pStyle w:val="ExampleorImportantblock"/>
+      </w:pPr>
+      <w:r>
+        <w:t xml:space="preserve">If the form needs to be notarized, fill out and file </w:t>
+      </w:r>
+      <w:r>
+        <w:rPr>
+          <w:b/>
+          <w:bCs/>
+        </w:rPr>
+        <w:t>Self-Certification (No Notary Available), TF-835</w:t>
+      </w:r>
+      <w:r>
+        <w:t xml:space="preserve"> [</w:t>
+      </w:r>
+      <w:hyperlink r:id="rId15" w:history="1">
+        <w:r>
+          <w:rPr>
+            <w:rStyle w:val="Hyperlink"/>
+            <w:spacing w:val="0"/>
+          </w:rPr>
+          <w:t>Fill in PDF</w:t>
+        </w:r>
+      </w:hyperlink>
+      <w:r>
+        <w:t>]</w:t>
+      </w:r>
+      <w:r>
+        <w:br/>
+      </w:r>
+      <w:hyperlink r:id="rId16" w:history="1">
+        <w:r>
+          <w:rPr>
+            <w:rStyle w:val="Hyperlink"/>
+            <w:spacing w:val="0"/>
+          </w:rPr>
+          <w:t>ak-courts.info/tf835</w:t>
+        </w:r>
+      </w:hyperlink>
+      <w:r>
+        <w:t>.</w:t>
       </w:r>
     </w:p>
     <w:p>
       <w:pPr>
+        <w:rPr>
+          <w:rFonts w:ascii="Helvetica" w:eastAsiaTheme="minorHAnsi" w:hAnsi="Helvetica" w:cs="Helvetica"/>
+          <w:sz w:val="24"/>
+          <w:szCs w:val="24"/>
+        </w:rPr>
+      </w:pPr>
+      <w:r>
+        <w:rPr>
+          <w:rFonts w:ascii="Helvetica" w:eastAsiaTheme="minorHAnsi" w:hAnsi="Helvetica" w:cs="Helvetica"/>
+          <w:color w:val="FFC000"/>
+          <w:sz w:val="24"/>
+          <w:szCs w:val="24"/>
+        </w:rPr>
+        <w:t>{%p</w:t>
+      </w:r>
+      <w:r>
+        <w:rPr>
+          <w:rFonts w:ascii="Helvetica" w:eastAsiaTheme="minorHAnsi" w:hAnsi="Helvetica" w:cs="Helvetica"/>
+          <w:color w:val="FFC000"/>
+          <w:sz w:val="24"/>
+          <w:szCs w:val="24"/>
+        </w:rPr>
+        <w:t xml:space="preserve"> endi</w:t>
+      </w:r>
+      <w:r>
+        <w:rPr>
+          <w:rFonts w:ascii="Helvetica" w:eastAsiaTheme="minorHAnsi" w:hAnsi="Helvetica" w:cs="Helvetica"/>
+          <w:color w:val="FFC000"/>
+          <w:sz w:val="24"/>
+          <w:szCs w:val="24"/>
+        </w:rPr>
+        <w:t>f %}</w:t>
+      </w:r>
+    </w:p>
+    <w:p>
+      <w:pPr>
+        <w:rPr>
+          <w:rFonts w:ascii="Helvetica" w:eastAsiaTheme="minorHAnsi" w:hAnsi="Helvetica" w:cs="Helvetica"/>
+          <w:sz w:val="24"/>
+          <w:szCs w:val="24"/>
+        </w:rPr>
+      </w:pPr>
+      <w:r>
+        <w:rPr>
+          <w:rFonts w:ascii="Helvetica" w:eastAsiaTheme="minorHAnsi" w:hAnsi="Helvetica" w:cs="Helvetica"/>
+          <w:color w:val="FF0000"/>
+          <w:sz w:val="24"/>
+          <w:szCs w:val="24"/>
+        </w:rPr>
+        <w:t>{%p</w:t>
+      </w:r>
+      <w:r>
+        <w:rPr>
+          <w:rFonts w:ascii="Helvetica" w:eastAsiaTheme="minorHAnsi" w:hAnsi="Helvetica" w:cs="Helvetica"/>
+          <w:color w:val="FF0000"/>
+          <w:sz w:val="24"/>
+          <w:szCs w:val="24"/>
+        </w:rPr>
+        <w:t xml:space="preserve"> endi</w:t>
+      </w:r>
+      <w:r>
+        <w:rPr>
+          <w:rFonts w:ascii="Helvetica" w:eastAsiaTheme="minorHAnsi" w:hAnsi="Helvetica" w:cs="Helvetica"/>
+          <w:color w:val="FF0000"/>
+          <w:sz w:val="24"/>
+          <w:szCs w:val="24"/>
+        </w:rPr>
+        <w:t>f %}</w:t>
+      </w:r>
+    </w:p>
+    <w:p>
+      <w:pPr>
+        <w:rPr>
+          <w:rFonts w:ascii="Helvetica" w:eastAsiaTheme="minorHAnsi" w:hAnsi="Helvetica" w:cs="Helvetica"/>
+          <w:sz w:val="24"/>
+          <w:szCs w:val="24"/>
+        </w:rPr>
+      </w:pPr>
+      <w:r>
+        <w:rPr>
+          <w:rFonts w:ascii="Helvetica" w:eastAsiaTheme="minorHAnsi" w:hAnsi="Helvetica" w:cs="Helvetica"/>
+          <w:color w:val="FF0000"/>
+          <w:sz w:val="24"/>
+          <w:szCs w:val="24"/>
+        </w:rPr>
+        <w:t>{%p</w:t>
+      </w:r>
+      <w:r>
+        <w:rPr>
+          <w:rFonts w:ascii="Helvetica" w:eastAsiaTheme="minorHAnsi" w:hAnsi="Helvetica" w:cs="Helvetica"/>
+          <w:color w:val="FF0000"/>
+          <w:sz w:val="24"/>
+          <w:szCs w:val="24"/>
+        </w:rPr>
+        <w:t xml:space="preserve"> if filling_manner in('paper', 'dunno') or filing_method in ('mail or in person', 'dunno'</w:t>
+      </w:r>
+      <w:r>
+        <w:rPr>
+          <w:rFonts w:ascii="Helvetica" w:eastAsiaTheme="minorHAnsi" w:hAnsi="Helvetica" w:cs="Helvetica"/>
+          <w:color w:val="FF0000"/>
+          <w:sz w:val="24"/>
+          <w:szCs w:val="24"/>
+        </w:rPr>
+        <w:t>) %}</w:t>
+      </w:r>
+    </w:p>
+    <w:p>
+      <w:pPr>
+        <w:pStyle w:val="Exampleparagraph"/>
+      </w:pPr>
+      <w:r>
+        <w:t>If you fill out paper copies of the forms, or do not file them with TrueFiling, read</w:t>
+      </w:r>
+      <w:r>
+        <w:t xml:space="preserve"> {{ sign_step.subject }}</w:t>
+      </w:r>
+    </w:p>
+    <w:p>
+      <w:r>
+        <w:rPr>
+          <w:rFonts w:ascii="Helvetica" w:eastAsiaTheme="minorHAnsi" w:hAnsi="Helvetica" w:cs="Helvetica"/>
+          <w:color w:val="FF0000"/>
+          <w:sz w:val="24"/>
+          <w:szCs w:val="24"/>
+        </w:rPr>
+        <w:t>{%p</w:t>
+      </w:r>
+      <w:r>
+        <w:rPr>
+          <w:rFonts w:ascii="Helvetica" w:eastAsiaTheme="minorHAnsi" w:hAnsi="Helvetica" w:cs="Helvetica"/>
+          <w:color w:val="FF0000"/>
+          <w:sz w:val="24"/>
+          <w:szCs w:val="24"/>
+        </w:rPr>
+        <w:t xml:space="preserve"> </w:t>
+      </w:r>
+      <w:r>
+        <w:rPr>
+          <w:rFonts w:ascii="Helvetica" w:eastAsiaTheme="minorHAnsi" w:hAnsi="Helvetica" w:cs="Helvetica"/>
+          <w:color w:val="FF0000"/>
+          <w:sz w:val="24"/>
+          <w:szCs w:val="24"/>
+        </w:rPr>
+        <w:t>end</w:t>
+      </w:r>
+      <w:r>
+        <w:rPr>
+          <w:rFonts w:ascii="Helvetica" w:eastAsiaTheme="minorHAnsi" w:hAnsi="Helvetica" w:cs="Helvetica"/>
+          <w:color w:val="FF0000"/>
+          <w:sz w:val="24"/>
+          <w:szCs w:val="24"/>
+        </w:rPr>
+        <w:t>if</w:t>
+      </w:r>
+      <w:r>
+        <w:rPr>
+          <w:rFonts w:ascii="Helvetica" w:eastAsiaTheme="minorHAnsi" w:hAnsi="Helvetica" w:cs="Helvetica"/>
+          <w:color w:val="FF0000"/>
+          <w:sz w:val="24"/>
+          <w:szCs w:val="24"/>
+        </w:rPr>
+        <w:t xml:space="preserve"> %}</w:t>
+      </w:r>
+    </w:p>
+    <w:p>
+      <w:pPr>
         <w:pStyle w:val="Body"/>
       </w:pPr>
       <w:r>
+        <w:rPr>
+          <w:color w:val="FF0000"/>
+        </w:rPr>
+        <w:t>{</w:t>
+      </w:r>
+      <w:r>
+        <w:rPr>
+          <w:color w:val="FF0000"/>
+        </w:rPr>
+        <w:t>%</w:t>
+      </w:r>
+      <w:r>
+        <w:rPr>
+          <w:color w:val="FF0000"/>
+        </w:rPr>
+        <w:t>p if user_need == '</w:t>
+      </w:r>
+      <w:r>
+        <w:rPr>
+          <w:color w:val="FF0000"/>
+        </w:rPr>
+        <w:t>change foreign custody order</w:t>
+      </w:r>
+      <w:r>
+        <w:rPr>
+          <w:color w:val="FF0000"/>
+        </w:rPr>
+        <w:t xml:space="preserve">' </w:t>
+      </w:r>
+      <w:r>
+        <w:rPr>
+          <w:color w:val="FF0000"/>
+        </w:rPr>
+        <w:t>%}</w:t>
+      </w:r>
+    </w:p>
+    <w:p>
+      <w:pPr>
+        <w:pStyle w:val="Heading3"/>
+      </w:pPr>
+      <w:r>
+        <w:t>Pay the filing fee of $150 or ask the court to waive it</w:t>
+      </w:r>
+    </w:p>
+    <w:p>
+      <w:pPr>
+        <w:pStyle w:val="Body"/>
+      </w:pPr>
+      <w:r>
+        <w:t>The fee to register a</w:t>
+      </w:r>
+      <w:r>
+        <w:t xml:space="preserve"> </w:t>
+      </w:r>
+      <w:r>
+        <w:t>custody order</w:t>
+      </w:r>
+      <w:r>
+        <w:t xml:space="preserve"> </w:t>
+      </w:r>
+      <w:r>
+        <w:t xml:space="preserve">from {{ "a tribal court" if </w:t>
+      </w:r>
+      <w:proofErr w:type="spellStart"/>
+      <w:r>
+        <w:t>foreign_court_type</w:t>
+      </w:r>
+      <w:proofErr w:type="spellEnd"/>
+      <w:r>
+        <w:t xml:space="preserve"> == 'tribal' </w:t>
+      </w:r>
+      <w:r>
+        <w:t>else "another state</w:t>
+      </w:r>
+      <w:r>
+        <w:t xml:space="preserve"> or tribe</w:t>
+      </w:r>
+      <w:r>
+        <w:t>" }}</w:t>
+      </w:r>
+      <w:r>
+        <w:t xml:space="preserve"> is </w:t>
+      </w:r>
+      <w:r>
+        <w:t>$150.</w:t>
+      </w:r>
+    </w:p>
+    <w:p>
+      <w:pPr>
+        <w:pStyle w:val="Body"/>
+      </w:pPr>
+      <w:r>
         <w:t xml:space="preserve">If you cannot afford $150, you can file a </w:t>
       </w:r>
       <w:r>
@@ -895,7 +1241,7 @@
       <w:r>
         <w:t>[</w:t>
       </w:r>
-      <w:hyperlink r:id="rId15" w:history="1">
+      <w:hyperlink r:id="rId17" w:history="1">
         <w:r>
           <w:rPr>
             <w:rStyle w:val="Hyperlink"/>
@@ -909,7 +1255,7 @@
       <w:r>
         <w:br/>
       </w:r>
-      <w:hyperlink r:id="rId16" w:history="1">
+      <w:hyperlink r:id="rId18" w:history="1">
         <w:r>
           <w:rPr>
             <w:rStyle w:val="Hyperlink"/>
@@ -946,12 +1292,12 @@
       </w:r>
     </w:p>
     <w:sectPr>
-      <w:headerReference w:type="even" r:id="rId17"/>
-      <w:headerReference w:type="default" r:id="rId18"/>
-      <w:footerReference w:type="even" r:id="rId19"/>
-      <w:footerReference w:type="default" r:id="rId20"/>
-      <w:headerReference w:type="first" r:id="rId21"/>
-      <w:footerReference w:type="first" r:id="rId22"/>
+      <w:headerReference w:type="even" r:id="rId19"/>
+      <w:headerReference w:type="default" r:id="rId20"/>
+      <w:footerReference w:type="even" r:id="rId21"/>
+      <w:footerReference w:type="default" r:id="rId22"/>
+      <w:headerReference w:type="first" r:id="rId23"/>
+      <w:footerReference w:type="first" r:id="rId24"/>
       <w:pgSz w:w="12240" w:h="15840"/>
       <w:pgMar w:top="1440" w:right="1440" w:bottom="1440" w:left="1440" w:header="720" w:footer="720" w:gutter="0"/>
       <w:cols w:space="720"/>
